--- a/实验二_软件架构设计与微服务拆分/D2-3_候选架构对比与ATAM报告.docx
+++ b/实验二_软件架构设计与微服务拆分/D2-3_候选架构对比与ATAM报告.docx
@@ -4,7 +4,7 @@
   <w:body>
     <w:p>
       <w:pPr>
-        <w:spacing w:before="800" w:after="160"/>
+        <w:spacing w:before="800" w:after="80" w:line="276" w:lineRule="auto"/>
         <w:jc w:val="center"/>
       </w:pPr>
       <w:r>
@@ -19,7 +19,7 @@
     </w:p>
     <w:p>
       <w:pPr>
-        <w:spacing w:after="80"/>
+        <w:spacing w:after="80" w:line="276" w:lineRule="auto"/>
         <w:jc w:val="center"/>
       </w:pPr>
       <w:r>
@@ -34,7 +34,7 @@
     </w:p>
     <w:p>
       <w:pPr>
-        <w:spacing w:after="80"/>
+        <w:spacing w:after="80" w:line="276" w:lineRule="auto"/>
         <w:jc w:val="center"/>
       </w:pPr>
       <w:r>
@@ -49,7 +49,7 @@
     </w:p>
     <w:p>
       <w:pPr>
-        <w:spacing w:after="80"/>
+        <w:spacing w:after="80" w:line="276" w:lineRule="auto"/>
         <w:jc w:val="center"/>
       </w:pPr>
       <w:r>
@@ -64,7 +64,7 @@
     </w:p>
     <w:p>
       <w:pPr>
-        <w:spacing w:after="160"/>
+        <w:spacing w:after="80" w:line="276" w:lineRule="auto"/>
         <w:jc w:val="center"/>
       </w:pPr>
       <w:r>
@@ -77,7 +77,11 @@
         <w:t>—— 案例：NekoCafé 猫咪主题餐饮预约平台 ——</w:t>
       </w:r>
     </w:p>
-    <w:p/>
+    <w:p>
+      <w:pPr>
+        <w:spacing w:after="80" w:line="276" w:lineRule="auto"/>
+      </w:pPr>
+    </w:p>
     <w:tbl>
       <w:tblPr>
         <w:tblW w:type="auto" w:w="0"/>
@@ -92,7 +96,7 @@
         <w:tc>
           <w:tcPr>
             <w:tcW w:type="dxa" w:w="1984"/>
-            <w:shd w:val="clear" w:color="auto" w:fill="EAF4EC"/>
+            <w:shd w:val="clear" w:color="auto" w:fill="F3FAF6"/>
             <w:tcBorders>
               <w:top w:val="single" w:sz="4" w:space="0" w:color="B8D8C2"/>
               <w:left w:val="single" w:sz="4" w:space="0" w:color="B8D8C2"/>
@@ -103,7 +107,7 @@
           </w:tcPr>
           <w:p>
             <w:pPr>
-              <w:spacing w:after="40"/>
+              <w:spacing w:after="40" w:line="269" w:lineRule="auto"/>
               <w:jc w:val="center"/>
             </w:pPr>
             <w:r>
@@ -120,7 +124,7 @@
         <w:tc>
           <w:tcPr>
             <w:tcW w:type="dxa" w:w="7087"/>
-            <w:shd w:val="clear" w:color="auto" w:fill="FFFFFF"/>
+            <w:shd w:val="clear" w:color="auto" w:fill="EAF6EF"/>
             <w:tcBorders>
               <w:top w:val="single" w:sz="4" w:space="0" w:color="D0D7D0"/>
               <w:left w:val="single" w:sz="4" w:space="0" w:color="D0D7D0"/>
@@ -131,12 +135,12 @@
           </w:tcPr>
           <w:p>
             <w:pPr>
-              <w:spacing w:after="40"/>
+              <w:spacing w:after="40" w:line="269" w:lineRule="auto"/>
             </w:pPr>
             <w:r>
               <w:rPr>
                 <w:rFonts w:ascii="Microsoft YaHei" w:hAnsi="Microsoft YaHei" w:eastAsia="Microsoft YaHei"/>
-                <w:b w:val="0"/>
+                <w:b/>
                 <w:color w:val="2B2B2B"/>
                 <w:sz w:val="21"/>
               </w:rPr>
@@ -149,7 +153,7 @@
         <w:tc>
           <w:tcPr>
             <w:tcW w:type="dxa" w:w="1984"/>
-            <w:shd w:val="clear" w:color="auto" w:fill="EAF4EC"/>
+            <w:shd w:val="clear" w:color="auto" w:fill="F3FAF6"/>
             <w:tcBorders>
               <w:top w:val="single" w:sz="4" w:space="0" w:color="B8D8C2"/>
               <w:left w:val="single" w:sz="4" w:space="0" w:color="B8D8C2"/>
@@ -160,7 +164,7 @@
           </w:tcPr>
           <w:p>
             <w:pPr>
-              <w:spacing w:after="40"/>
+              <w:spacing w:after="40" w:line="269" w:lineRule="auto"/>
               <w:jc w:val="center"/>
             </w:pPr>
             <w:r>
@@ -188,7 +192,7 @@
           </w:tcPr>
           <w:p>
             <w:pPr>
-              <w:spacing w:after="40"/>
+              <w:spacing w:after="40" w:line="269" w:lineRule="auto"/>
             </w:pPr>
             <w:r>
               <w:rPr>
@@ -206,7 +210,7 @@
         <w:tc>
           <w:tcPr>
             <w:tcW w:type="dxa" w:w="1984"/>
-            <w:shd w:val="clear" w:color="auto" w:fill="EAF4EC"/>
+            <w:shd w:val="clear" w:color="auto" w:fill="F3FAF6"/>
             <w:tcBorders>
               <w:top w:val="single" w:sz="4" w:space="0" w:color="B8D8C2"/>
               <w:left w:val="single" w:sz="4" w:space="0" w:color="B8D8C2"/>
@@ -217,7 +221,7 @@
           </w:tcPr>
           <w:p>
             <w:pPr>
-              <w:spacing w:after="40"/>
+              <w:spacing w:after="40" w:line="269" w:lineRule="auto"/>
               <w:jc w:val="center"/>
             </w:pPr>
             <w:r>
@@ -245,7 +249,7 @@
           </w:tcPr>
           <w:p>
             <w:pPr>
-              <w:spacing w:after="40"/>
+              <w:spacing w:after="40" w:line="269" w:lineRule="auto"/>
             </w:pPr>
             <w:r>
               <w:rPr>
@@ -263,7 +267,7 @@
         <w:tc>
           <w:tcPr>
             <w:tcW w:type="dxa" w:w="1984"/>
-            <w:shd w:val="clear" w:color="auto" w:fill="EAF4EC"/>
+            <w:shd w:val="clear" w:color="auto" w:fill="F3FAF6"/>
             <w:tcBorders>
               <w:top w:val="single" w:sz="4" w:space="0" w:color="B8D8C2"/>
               <w:left w:val="single" w:sz="4" w:space="0" w:color="B8D8C2"/>
@@ -274,7 +278,7 @@
           </w:tcPr>
           <w:p>
             <w:pPr>
-              <w:spacing w:after="40"/>
+              <w:spacing w:after="40" w:line="269" w:lineRule="auto"/>
               <w:jc w:val="center"/>
             </w:pPr>
             <w:r>
@@ -302,7 +306,7 @@
           </w:tcPr>
           <w:p>
             <w:pPr>
-              <w:spacing w:after="40"/>
+              <w:spacing w:after="40" w:line="269" w:lineRule="auto"/>
             </w:pPr>
             <w:r>
               <w:rPr>
@@ -320,7 +324,7 @@
         <w:tc>
           <w:tcPr>
             <w:tcW w:type="dxa" w:w="1984"/>
-            <w:shd w:val="clear" w:color="auto" w:fill="EAF4EC"/>
+            <w:shd w:val="clear" w:color="auto" w:fill="F3FAF6"/>
             <w:tcBorders>
               <w:top w:val="single" w:sz="4" w:space="0" w:color="B8D8C2"/>
               <w:left w:val="single" w:sz="4" w:space="0" w:color="B8D8C2"/>
@@ -331,7 +335,7 @@
           </w:tcPr>
           <w:p>
             <w:pPr>
-              <w:spacing w:after="40"/>
+              <w:spacing w:after="40" w:line="269" w:lineRule="auto"/>
               <w:jc w:val="center"/>
             </w:pPr>
             <w:r>
@@ -359,7 +363,7 @@
           </w:tcPr>
           <w:p>
             <w:pPr>
-              <w:spacing w:after="40"/>
+              <w:spacing w:after="40" w:line="269" w:lineRule="auto"/>
             </w:pPr>
             <w:r>
               <w:rPr>
@@ -377,7 +381,7 @@
         <w:tc>
           <w:tcPr>
             <w:tcW w:type="dxa" w:w="1984"/>
-            <w:shd w:val="clear" w:color="auto" w:fill="EAF4EC"/>
+            <w:shd w:val="clear" w:color="auto" w:fill="F3FAF6"/>
             <w:tcBorders>
               <w:top w:val="single" w:sz="4" w:space="0" w:color="B8D8C2"/>
               <w:left w:val="single" w:sz="4" w:space="0" w:color="B8D8C2"/>
@@ -388,7 +392,7 @@
           </w:tcPr>
           <w:p>
             <w:pPr>
-              <w:spacing w:after="40"/>
+              <w:spacing w:after="40" w:line="269" w:lineRule="auto"/>
               <w:jc w:val="center"/>
             </w:pPr>
             <w:r>
@@ -415,7 +419,14 @@
             <w:vAlign w:val="center"/>
           </w:tcPr>
           <w:p>
+            <w:pPr>
+              <w:spacing w:line="269" w:lineRule="auto" w:after="40"/>
+            </w:pPr>
             <w:r>
+              <w:rPr>
+                <w:rFonts w:ascii="Microsoft YaHei" w:hAnsi="Microsoft YaHei" w:eastAsia="Microsoft YaHei"/>
+                <w:sz w:val="18"/>
+              </w:rPr>
               <w:t>计算机23-2 / 231002703 / 戴正宇</w:t>
             </w:r>
           </w:p>
@@ -425,7 +436,7 @@
         <w:tc>
           <w:tcPr>
             <w:tcW w:type="dxa" w:w="1984"/>
-            <w:shd w:val="clear" w:color="auto" w:fill="EAF4EC"/>
+            <w:shd w:val="clear" w:color="auto" w:fill="F3FAF6"/>
             <w:tcBorders>
               <w:top w:val="single" w:sz="4" w:space="0" w:color="B8D8C2"/>
               <w:left w:val="single" w:sz="4" w:space="0" w:color="B8D8C2"/>
@@ -436,7 +447,7 @@
           </w:tcPr>
           <w:p>
             <w:pPr>
-              <w:spacing w:after="40"/>
+              <w:spacing w:after="40" w:line="269" w:lineRule="auto"/>
               <w:jc w:val="center"/>
             </w:pPr>
             <w:r>
@@ -463,23 +474,41 @@
             <w:vAlign w:val="center"/>
           </w:tcPr>
           <w:p>
+            <w:pPr>
+              <w:spacing w:line="269" w:lineRule="auto" w:after="40"/>
+            </w:pPr>
             <w:r>
+              <w:rPr>
+                <w:rFonts w:ascii="Microsoft YaHei" w:hAnsi="Microsoft YaHei" w:eastAsia="Microsoft YaHei"/>
+                <w:sz w:val="18"/>
+              </w:rPr>
               <w:t>2026-05-14</w:t>
             </w:r>
           </w:p>
         </w:tc>
       </w:tr>
     </w:tbl>
-    <w:p/>
     <w:p>
+      <w:pPr>
+        <w:spacing w:after="80" w:line="276" w:lineRule="auto"/>
+      </w:pPr>
+    </w:p>
+    <w:p>
+      <w:pPr>
+        <w:spacing w:after="80" w:line="276" w:lineRule="auto"/>
+      </w:pPr>
       <w:r>
+        <w:rPr>
+          <w:rFonts w:ascii="Microsoft YaHei" w:hAnsi="Microsoft YaHei" w:eastAsia="Microsoft YaHei"/>
+          <w:sz w:val="21"/>
+        </w:rPr>
         <w:br w:type="page"/>
       </w:r>
     </w:p>
     <w:p>
       <w:pPr>
         <w:keepNext/>
-        <w:spacing w:before="280" w:after="120"/>
+        <w:spacing w:before="280" w:after="80" w:line="276" w:lineRule="auto"/>
         <w:pBdr>
           <w:bottom w:val="single" w:sz="8" w:space="4" w:color="1A7A3D"/>
         </w:pBdr>
@@ -488,7 +517,6 @@
         <w:rPr>
           <w:rFonts w:ascii="Microsoft YaHei" w:hAnsi="Microsoft YaHei" w:eastAsia="Microsoft YaHei"/>
           <w:b/>
-          <w:color w:val="1A7A3D"/>
           <w:sz w:val="36"/>
         </w:rPr>
         <w:t>使用说明</w:t>
@@ -496,7 +524,7 @@
     </w:p>
     <w:p>
       <w:pPr>
-        <w:spacing w:after="80" w:before="0" w:line="336" w:lineRule="auto"/>
+        <w:spacing w:after="80" w:before="0" w:line="276" w:lineRule="auto"/>
         <w:ind w:firstLine="340"/>
         <w:jc w:val="left"/>
       </w:pPr>
@@ -533,7 +561,7 @@
           </w:tcPr>
           <w:p>
             <w:pPr>
-              <w:spacing w:after="40"/>
+              <w:spacing w:after="40" w:line="269" w:lineRule="auto"/>
             </w:pPr>
             <w:r>
               <w:rPr>
@@ -547,7 +575,7 @@
           </w:p>
           <w:p>
             <w:pPr>
-              <w:spacing w:after="40" w:line="336" w:lineRule="auto"/>
+              <w:spacing w:after="40" w:line="269" w:lineRule="auto"/>
             </w:pPr>
             <w:r>
               <w:rPr>
@@ -562,11 +590,15 @@
         </w:tc>
       </w:tr>
     </w:tbl>
-    <w:p/>
+    <w:p>
+      <w:pPr>
+        <w:spacing w:after="80" w:line="276" w:lineRule="auto"/>
+      </w:pPr>
+    </w:p>
     <w:p>
       <w:pPr>
         <w:keepNext/>
-        <w:spacing w:before="280" w:after="120"/>
+        <w:spacing w:before="280" w:after="80" w:line="276" w:lineRule="auto"/>
         <w:pBdr>
           <w:bottom w:val="single" w:sz="8" w:space="4" w:color="1A7A3D"/>
         </w:pBdr>
@@ -575,7 +607,6 @@
         <w:rPr>
           <w:rFonts w:ascii="Microsoft YaHei" w:hAnsi="Microsoft YaHei" w:eastAsia="Microsoft YaHei"/>
           <w:b/>
-          <w:color w:val="1A7A3D"/>
           <w:sz w:val="36"/>
         </w:rPr>
         <w:t>1  候选方案 A：模块化单体</w:t>
@@ -584,7 +615,7 @@
     <w:p>
       <w:pPr>
         <w:keepNext/>
-        <w:spacing w:before="200" w:after="120"/>
+        <w:spacing w:before="200" w:after="80" w:line="276" w:lineRule="auto"/>
         <w:pBdr>
           <w:bottom w:val="single" w:sz="4" w:space="4" w:color="4DB872"/>
         </w:pBdr>
@@ -622,18 +653,29 @@
             <w:vAlign w:val="top"/>
           </w:tcPr>
           <w:p>
+            <w:pPr>
+              <w:spacing w:line="269" w:lineRule="auto" w:after="40"/>
+            </w:pPr>
             <w:r>
-              <w:t>方案 A：模块化单体。模块包括顾客端、门店模块、预约模块、订单支付模块、会员模块、猫咪档案模块、运营报表模块和通知模块；共享一个关系型数据库，通过模块边界和包依赖控制耦合。</w:t>
+              <w:rPr>
+                <w:rFonts w:ascii="Microsoft YaHei" w:hAnsi="Microsoft YaHei" w:eastAsia="Microsoft YaHei"/>
+                <w:sz w:val="18"/>
+              </w:rPr>
+              <w:t>方案 A：模块化单体。将 NekoCafé 划分为会员、门店、预约、订单支付、通知、猫咪档案、运营分析等模块，但仍部署为一个应用、共享一个数据库和统一事务。该方案适合作为早期 MVP：开发、调试、部署简单，跨模块调用成本低，适合需求尚未稳定、团队规模较小的阶段。</w:t>
             </w:r>
           </w:p>
         </w:tc>
       </w:tr>
     </w:tbl>
-    <w:p/>
+    <w:p>
+      <w:pPr>
+        <w:spacing w:after="80" w:line="276" w:lineRule="auto"/>
+      </w:pPr>
+    </w:p>
     <w:p>
       <w:pPr>
         <w:keepNext/>
-        <w:spacing w:before="200" w:after="120"/>
+        <w:spacing w:before="200" w:after="80" w:line="276" w:lineRule="auto"/>
         <w:pBdr>
           <w:bottom w:val="single" w:sz="4" w:space="4" w:color="4DB872"/>
         </w:pBdr>
@@ -671,14 +713,27 @@
             <w:vAlign w:val="top"/>
           </w:tcPr>
           <w:p>
+            <w:pPr>
+              <w:spacing w:line="269" w:lineRule="auto" w:after="40"/>
+            </w:pPr>
             <w:r>
-              <w:t>优势：开发、调试和部署简单；事务边界清晰；适合小团队快速交付。代价：预约高峰和运营报表共享资源，难以单独扩容；模块边界容易被数据库共享侵蚀；新门店零停机和灰度能力弱。</w:t>
+              <w:rPr>
+                <w:rFonts w:ascii="Microsoft YaHei" w:hAnsi="Microsoft YaHei" w:eastAsia="Microsoft YaHei"/>
+                <w:sz w:val="18"/>
+              </w:rPr>
+              <w:t>方案 A 优势：交付速度快、部署链路短、分布式一致性复杂度低；本地调试简单，课程演示成本低。</w:t>
+              <w:br/>
+              <w:t>方案 A 代价：预约高峰与运营报表共享资源，难以独立扩容；数据库表耦合导致边界模糊；新门店上线、支付回调、通知重试会共同影响主应用稳定性。</w:t>
             </w:r>
           </w:p>
         </w:tc>
       </w:tr>
     </w:tbl>
-    <w:p/>
+    <w:p>
+      <w:pPr>
+        <w:spacing w:after="80" w:line="276" w:lineRule="auto"/>
+      </w:pPr>
+    </w:p>
     <w:tbl>
       <w:tblPr>
         <w:tblW w:type="auto" w:w="0"/>
@@ -702,18 +757,29 @@
             <w:vAlign w:val="top"/>
           </w:tcPr>
           <w:p>
+            <w:pPr>
+              <w:spacing w:line="269" w:lineRule="auto" w:after="40"/>
+            </w:pPr>
             <w:r>
-              <w:t>方案 A 可作为 MVP 起点，但不适合 38 家门店扩展到 100 家门店后的高峰负载和跨团队演进。</w:t>
+              <w:rPr>
+                <w:rFonts w:ascii="Microsoft YaHei" w:hAnsi="Microsoft YaHei" w:eastAsia="Microsoft YaHei"/>
+                <w:sz w:val="18"/>
+              </w:rPr>
+              <w:t>方案 A 风险判断：可作为第 1 阶段过渡形态，但不适合作为目标态。当门店扩张到 38 家以上、预约高峰接近 5000 QPS、会员隐私与跨境合规要求增强时，单体应用会在性能隔离、发布频率和故障隔离上出现明显瓶颈。</w:t>
             </w:r>
           </w:p>
         </w:tc>
       </w:tr>
     </w:tbl>
-    <w:p/>
+    <w:p>
+      <w:pPr>
+        <w:spacing w:after="80" w:line="276" w:lineRule="auto"/>
+      </w:pPr>
+    </w:p>
     <w:p>
       <w:pPr>
         <w:keepNext/>
-        <w:spacing w:before="280" w:after="120"/>
+        <w:spacing w:before="280" w:after="80" w:line="276" w:lineRule="auto"/>
         <w:pBdr>
           <w:bottom w:val="single" w:sz="8" w:space="4" w:color="1A7A3D"/>
         </w:pBdr>
@@ -722,7 +788,6 @@
         <w:rPr>
           <w:rFonts w:ascii="Microsoft YaHei" w:hAnsi="Microsoft YaHei" w:eastAsia="Microsoft YaHei"/>
           <w:b/>
-          <w:color w:val="1A7A3D"/>
           <w:sz w:val="36"/>
         </w:rPr>
         <w:t>2  候选方案 B：微服务 + 事件驱动 + CQRS</w:t>
@@ -751,18 +816,29 @@
             <w:vAlign w:val="top"/>
           </w:tcPr>
           <w:p>
+            <w:pPr>
+              <w:spacing w:line="269" w:lineRule="auto" w:after="40"/>
+            </w:pPr>
             <w:r>
-              <w:t>方案 B：微服务 + 事件驱动 + CQRS。以限界上下文拆分会员、门店、预约、订单支付、猫咪档案、推荐、通知、运营分析服务；核心写服务通过 REST 同步调用和领域事件协作；运营看板通过消息流构建读模型；API 网关统一鉴权、限流和追踪。</w:t>
+              <w:rPr>
+                <w:rFonts w:ascii="Microsoft YaHei" w:hAnsi="Microsoft YaHei" w:eastAsia="Microsoft YaHei"/>
+                <w:sz w:val="18"/>
+              </w:rPr>
+              <w:t>方案 B：微服务 + 事件驱动 + CQRS。按限界上下文拆分会员、门店、预约、订单支付、猫咪档案、推荐、通知、运营分析等服务；核心写模型由对应服务独立拥有，跨服务协作通过 REST 契约和领域事件完成；运营看板、推荐、通知等读模型通过事件流异步构建。</w:t>
             </w:r>
           </w:p>
         </w:tc>
       </w:tr>
     </w:tbl>
-    <w:p/>
+    <w:p>
+      <w:pPr>
+        <w:spacing w:after="80" w:line="276" w:lineRule="auto"/>
+      </w:pPr>
+    </w:p>
     <w:p>
       <w:pPr>
         <w:keepNext/>
-        <w:spacing w:before="280" w:after="120"/>
+        <w:spacing w:before="280" w:after="80" w:line="276" w:lineRule="auto"/>
         <w:pBdr>
           <w:bottom w:val="single" w:sz="8" w:space="4" w:color="1A7A3D"/>
         </w:pBdr>
@@ -771,7 +847,6 @@
         <w:rPr>
           <w:rFonts w:ascii="Microsoft YaHei" w:hAnsi="Microsoft YaHei" w:eastAsia="Microsoft YaHei"/>
           <w:b/>
-          <w:color w:val="1A7A3D"/>
           <w:sz w:val="36"/>
         </w:rPr>
         <w:t>3  ATAM 评估</w:t>
@@ -780,7 +855,7 @@
     <w:p>
       <w:pPr>
         <w:keepNext/>
-        <w:spacing w:before="200" w:after="120"/>
+        <w:spacing w:before="200" w:after="80" w:line="276" w:lineRule="auto"/>
         <w:pBdr>
           <w:bottom w:val="single" w:sz="4" w:space="4" w:color="4DB872"/>
         </w:pBdr>
@@ -818,18 +893,29 @@
             <w:vAlign w:val="top"/>
           </w:tcPr>
           <w:p>
+            <w:pPr>
+              <w:spacing w:line="269" w:lineRule="auto" w:after="40"/>
+            </w:pPr>
             <w:r>
-              <w:t>系统价值：顾客获得稳定预约与透明状态；门店获得低延迟调度工作台；总部获得接近实时的跨门店经营看板；开发团队可围绕限界上下文独立演进。</w:t>
+              <w:rPr>
+                <w:rFonts w:ascii="Microsoft YaHei" w:hAnsi="Microsoft YaHei" w:eastAsia="Microsoft YaHei"/>
+                <w:sz w:val="18"/>
+              </w:rPr>
+              <w:t>系统价值：顾客获得稳定的预约与支付体验；店员在高峰期仍能快速核销和处理候补；店长可查看近实时经营指标；研发团队可以独立发布预约、会员、通知等服务，降低一次变更影响全系统的风险。</w:t>
             </w:r>
           </w:p>
         </w:tc>
       </w:tr>
     </w:tbl>
-    <w:p/>
+    <w:p>
+      <w:pPr>
+        <w:spacing w:after="80" w:line="276" w:lineRule="auto"/>
+      </w:pPr>
+    </w:p>
     <w:p>
       <w:pPr>
         <w:keepNext/>
-        <w:spacing w:before="200" w:after="120"/>
+        <w:spacing w:before="200" w:after="80" w:line="276" w:lineRule="auto"/>
         <w:pBdr>
           <w:bottom w:val="single" w:sz="4" w:space="4" w:color="4DB872"/>
         </w:pBdr>
@@ -867,18 +953,29 @@
             <w:vAlign w:val="top"/>
           </w:tcPr>
           <w:p>
+            <w:pPr>
+              <w:spacing w:line="269" w:lineRule="auto" w:after="40"/>
+            </w:pPr>
             <w:r>
-              <w:t>采用的 tactics/pattern：API Gateway、Database per Service、Outbox Pattern、Saga/Process Manager、CQRS Read Model、Circuit Breaker、Bulkhead、Rate Limit、Idempotency Key、RBAC/ABAC、Distributed Tracing、Blue-Green/Canary Release。</w:t>
+              <w:rPr>
+                <w:rFonts w:ascii="Microsoft YaHei" w:hAnsi="Microsoft YaHei" w:eastAsia="Microsoft YaHei"/>
+                <w:sz w:val="18"/>
+              </w:rPr>
+              <w:t>采用的 tactics / pattern：API Gateway、Database per Service、Outbox Pattern、Saga/Process Manager、CQRS Read Model、Circuit Breaker、Retry + Dead Letter Queue、Bulkhead 隔离、配置灰度发布、统一 traceId 与结构化日志。</w:t>
             </w:r>
           </w:p>
         </w:tc>
       </w:tr>
     </w:tbl>
-    <w:p/>
+    <w:p>
+      <w:pPr>
+        <w:spacing w:after="80" w:line="276" w:lineRule="auto"/>
+      </w:pPr>
+    </w:p>
     <w:p>
       <w:pPr>
         <w:keepNext/>
-        <w:spacing w:before="200" w:after="120"/>
+        <w:spacing w:before="200" w:after="80" w:line="276" w:lineRule="auto"/>
         <w:pBdr>
           <w:bottom w:val="single" w:sz="4" w:space="4" w:color="4DB872"/>
         </w:pBdr>
@@ -916,18 +1013,29 @@
             <w:vAlign w:val="top"/>
           </w:tcPr>
           <w:p>
+            <w:pPr>
+              <w:spacing w:line="269" w:lineRule="auto" w:after="40"/>
+            </w:pPr>
             <w:r>
-              <w:t>QAS 对比：方案 A 在 QAS-08 易用性和早期成本上较优；方案 B 在 QAS-01 高峰性能、QAS-02 可用性、QAS-03 零停机扩展、QAS-04 最终一致、QAS-07 可观测、QAS-10 运营看板上明显更优。</w:t>
+              <w:rPr>
+                <w:rFonts w:ascii="Microsoft YaHei" w:hAnsi="Microsoft YaHei" w:eastAsia="Microsoft YaHei"/>
+                <w:sz w:val="18"/>
+              </w:rPr>
+              <w:t>QAS 映射：方案 A 在早期成本、开发速度和本地事务上更优；方案 B 在 QAS-01 高峰性能、QAS-02 可用性、QAS-03 新门店零停机、QAS-04 支付最终一致、QAS-05 隐私边界和 QAS-09 可观测性上更贴近目标。</w:t>
             </w:r>
           </w:p>
         </w:tc>
       </w:tr>
     </w:tbl>
-    <w:p/>
+    <w:p>
+      <w:pPr>
+        <w:spacing w:after="80" w:line="276" w:lineRule="auto"/>
+      </w:pPr>
+    </w:p>
     <w:p>
       <w:pPr>
         <w:keepNext/>
-        <w:spacing w:before="200" w:after="120"/>
+        <w:spacing w:before="200" w:after="80" w:line="276" w:lineRule="auto"/>
         <w:pBdr>
           <w:bottom w:val="single" w:sz="4" w:space="4" w:color="4DB872"/>
         </w:pBdr>
@@ -965,18 +1073,29 @@
             <w:vAlign w:val="top"/>
           </w:tcPr>
           <w:p>
+            <w:pPr>
+              <w:spacing w:line="269" w:lineRule="auto" w:after="40"/>
+            </w:pPr>
             <w:r>
-              <w:t>敏感点：服务拆分粒度、消息队列可靠性、预约容量锁实现、支付回调幂等、数据所有权边界、读模型延迟。</w:t>
+              <w:rPr>
+                <w:rFonts w:ascii="Microsoft YaHei" w:hAnsi="Microsoft YaHei" w:eastAsia="Microsoft YaHei"/>
+                <w:sz w:val="18"/>
+              </w:rPr>
+              <w:t>敏感点：服务拆分粒度、预约容量锁实现、消息队列可靠性、Outbox 与数据库事务绑定、支付回调幂等、会员 PII 脱敏策略、运营读模型延迟、团队是否具备部署与监控能力。</w:t>
             </w:r>
           </w:p>
         </w:tc>
       </w:tr>
     </w:tbl>
-    <w:p/>
+    <w:p>
+      <w:pPr>
+        <w:spacing w:after="80" w:line="276" w:lineRule="auto"/>
+      </w:pPr>
+    </w:p>
     <w:p>
       <w:pPr>
         <w:keepNext/>
-        <w:spacing w:before="200" w:after="120"/>
+        <w:spacing w:before="200" w:after="80" w:line="276" w:lineRule="auto"/>
         <w:pBdr>
           <w:bottom w:val="single" w:sz="4" w:space="4" w:color="4DB872"/>
         </w:pBdr>
@@ -1014,18 +1133,37 @@
             <w:vAlign w:val="top"/>
           </w:tcPr>
           <w:p>
+            <w:pPr>
+              <w:spacing w:line="269" w:lineRule="auto" w:after="40"/>
+            </w:pPr>
             <w:r>
-              <w:t>权衡点：强一致 vs 最终一致；部署复杂度 vs 独立扩展；REST 简单性 vs 聚合查询效率；单库事务便利 vs 服务自治；实时看板成本 vs 经营决策价值。</w:t>
+              <w:rPr>
+                <w:rFonts w:ascii="Microsoft YaHei" w:hAnsi="Microsoft YaHei" w:eastAsia="Microsoft YaHei"/>
+                <w:sz w:val="18"/>
+              </w:rPr>
+              <w:t>权衡点：</w:t>
+              <w:br/>
+              <w:t>1. 强一致 vs 最终一致：预约容量锁保留强约束，通知和运营分析接受最终一致。</w:t>
+              <w:br/>
+              <w:t>2. 部署复杂度 vs 独立扩展：核心服务独立部署，低频服务可先合并部署但保留边界。</w:t>
+              <w:br/>
+              <w:t>3. REST 简单性 vs 事件解耦：同步查询使用 REST，状态变化和报表投影使用事件。</w:t>
+              <w:br/>
+              <w:t>4. 数据隔离 vs 查询便利：服务独占写库，跨上下文查询通过读模型和 API 聚合解决。</w:t>
             </w:r>
           </w:p>
         </w:tc>
       </w:tr>
     </w:tbl>
-    <w:p/>
+    <w:p>
+      <w:pPr>
+        <w:spacing w:after="80" w:line="276" w:lineRule="auto"/>
+      </w:pPr>
+    </w:p>
     <w:p>
       <w:pPr>
         <w:keepNext/>
-        <w:spacing w:before="200" w:after="120"/>
+        <w:spacing w:before="200" w:after="80" w:line="276" w:lineRule="auto"/>
         <w:pBdr>
           <w:bottom w:val="single" w:sz="4" w:space="4" w:color="4DB872"/>
         </w:pBdr>
@@ -1063,14 +1201,29 @@
             <w:vAlign w:val="top"/>
           </w:tcPr>
           <w:p>
+            <w:pPr>
+              <w:spacing w:line="269" w:lineRule="auto" w:after="40"/>
+            </w:pPr>
             <w:r>
-              <w:t>风险：小团队运维微服务可能过载；消息积压会造成看板延迟；跨服务调用链路需要完善 traceId；若领域边界错误，服务拆分会放大复杂度。</w:t>
+              <w:rPr>
+                <w:rFonts w:ascii="Microsoft YaHei" w:hAnsi="Microsoft YaHei" w:eastAsia="Microsoft YaHei"/>
+                <w:sz w:val="18"/>
+              </w:rPr>
+              <w:t>风险与非风险：</w:t>
+              <w:br/>
+              <w:t>风险：小团队运维微服务可能过载；消息积压会造成看板延迟；第三方支付限流会影响预约闭环；合规规则变化会影响会员数据策略。</w:t>
+              <w:br/>
+              <w:t>非风险：短期不引入复杂 Service Mesh；AI 推荐不是核心交易路径，可降级关闭；运营报表允许分钟级延迟。</w:t>
             </w:r>
           </w:p>
         </w:tc>
       </w:tr>
     </w:tbl>
-    <w:p/>
+    <w:p>
+      <w:pPr>
+        <w:spacing w:after="80" w:line="276" w:lineRule="auto"/>
+      </w:pPr>
+    </w:p>
     <w:tbl>
       <w:tblPr>
         <w:tblW w:type="auto" w:w="0"/>
@@ -1094,20 +1247,38 @@
             <w:vAlign w:val="top"/>
           </w:tcPr>
           <w:p>
+            <w:pPr>
+              <w:spacing w:line="269" w:lineRule="auto" w:after="40"/>
+            </w:pPr>
             <w:r>
-              <w:t>ATAM 结论：选定方案 B，但按演进路线分阶段落地。第一阶段只拆核心服务，第二阶段引入事件驱动和读模型，第三阶段再强化推荐和多区域合规。</w:t>
+              <w:rPr>
+                <w:rFonts w:ascii="Microsoft YaHei" w:hAnsi="Microsoft YaHei" w:eastAsia="Microsoft YaHei"/>
+                <w:sz w:val="18"/>
+              </w:rPr>
+              <w:t>ATAM 结论：选择方案 B 作为目标架构，但采用分阶段落地。第一阶段只拆核心交易闭环和会员隐私边界，第二阶段接入事件流和运营读模型，第三阶段强化可观测性、灰度发布和合规治理。下图给出从单体到微服务的拆分决策流程。</w:t>
             </w:r>
           </w:p>
           <w:p>
             <w:pPr>
-              <w:spacing w:before="0" w:after="0"/>
+              <w:spacing w:before="0" w:after="40" w:line="269" w:lineRule="auto"/>
             </w:pPr>
+            <w:r>
+              <w:rPr>
+                <w:rFonts w:ascii="Microsoft YaHei" w:hAnsi="Microsoft YaHei" w:eastAsia="Microsoft YaHei"/>
+                <w:sz w:val="18"/>
+              </w:rPr>
+            </w:r>
           </w:p>
           <w:p>
             <w:pPr>
+              <w:spacing w:line="269" w:lineRule="auto" w:after="40"/>
               <w:jc w:val="center"/>
             </w:pPr>
             <w:r>
+              <w:rPr>
+                <w:rFonts w:ascii="Microsoft YaHei" w:hAnsi="Microsoft YaHei" w:eastAsia="Microsoft YaHei"/>
+                <w:sz w:val="18"/>
+              </w:rPr>
               <w:drawing>
                 <wp:inline xmlns:a="http://schemas.openxmlformats.org/drawingml/2006/main" xmlns:pic="http://schemas.openxmlformats.org/drawingml/2006/picture">
                   <wp:extent cx="4983480" cy="2958941"/>
@@ -1144,20 +1315,28 @@
           </w:p>
           <w:p>
             <w:pPr>
+              <w:spacing w:line="269" w:lineRule="auto" w:after="40"/>
               <w:jc w:val="center"/>
             </w:pPr>
             <w:r>
-              <w:t>图2-3 ATAM 质量属性评审视图</w:t>
+              <w:rPr>
+                <w:rFonts w:ascii="Microsoft YaHei" w:hAnsi="Microsoft YaHei" w:eastAsia="Microsoft YaHei"/>
+                <w:sz w:val="18"/>
+              </w:rPr>
             </w:r>
           </w:p>
         </w:tc>
       </w:tr>
     </w:tbl>
-    <w:p/>
+    <w:p>
+      <w:pPr>
+        <w:spacing w:after="80" w:line="276" w:lineRule="auto"/>
+      </w:pPr>
+    </w:p>
     <w:p>
       <w:pPr>
         <w:keepNext/>
-        <w:spacing w:before="280" w:after="120"/>
+        <w:spacing w:before="280" w:after="80" w:line="276" w:lineRule="auto"/>
         <w:pBdr>
           <w:bottom w:val="single" w:sz="8" w:space="4" w:color="1A7A3D"/>
         </w:pBdr>
@@ -1166,7 +1345,6 @@
         <w:rPr>
           <w:rFonts w:ascii="Microsoft YaHei" w:hAnsi="Microsoft YaHei" w:eastAsia="Microsoft YaHei"/>
           <w:b/>
-          <w:color w:val="1A7A3D"/>
           <w:sz w:val="36"/>
         </w:rPr>
         <w:t>4  最终选型与理由</w:t>
@@ -1195,14 +1373,33 @@
             <w:vAlign w:val="top"/>
           </w:tcPr>
           <w:p>
+            <w:pPr>
+              <w:spacing w:line="269" w:lineRule="auto" w:after="40"/>
+            </w:pPr>
             <w:r>
-              <w:t>最终方案选择“微服务 + 事件驱动 + CQRS”。理由：1. 支撑预约 5000 QPS 高峰；2. 预约服务可独立扩容；3. 运营看板与交易写入解耦；4. 新门店配置可灰度发布；5. 支付回调通过幂等和 Outbox 降低一致性风险；6. C4 视图能清晰表达团队边界；7. ADR 可持续记录后续架构取舍。</w:t>
+              <w:rPr>
+                <w:rFonts w:ascii="Microsoft YaHei" w:hAnsi="Microsoft YaHei" w:eastAsia="Microsoft YaHei"/>
+                <w:sz w:val="18"/>
+              </w:rPr>
+              <w:t>最终方案选择“微服务 + 事件驱动 + CQRS”。理由：</w:t>
+              <w:br/>
+              <w:t>1. 支撑预约 5000 QPS 和新门店零停机上线；</w:t>
+              <w:br/>
+              <w:t>2. 将会员隐私、支付、通知等高风险边界隔离，降低概念污染；</w:t>
+              <w:br/>
+              <w:t>3. 通过事件流支撑运营分析和推荐，避免核心交易链路被报表查询拖慢；</w:t>
+              <w:br/>
+              <w:t>4. 与 D2-2 的限界上下文、D2-4 的 C4 图、D2-5 的 OpenAPI 契约保持一致。</w:t>
             </w:r>
           </w:p>
         </w:tc>
       </w:tr>
     </w:tbl>
-    <w:p/>
+    <w:p>
+      <w:pPr>
+        <w:spacing w:after="80" w:line="276" w:lineRule="auto"/>
+      </w:pPr>
+    </w:p>
     <w:sectPr>
       <w:pgSz w:w="12240" w:h="15840"/>
       <w:pgMar w:top="1134" w:right="1247" w:bottom="1134" w:left="1247" w:header="720" w:footer="720" w:gutter="0"/>

--- a/实验二_软件架构设计与微服务拆分/D2-3_候选架构对比与ATAM报告.docx
+++ b/实验二_软件架构设计与微服务拆分/D2-3_候选架构对比与ATAM报告.docx
@@ -1281,7 +1281,7 @@
               </w:rPr>
               <w:drawing>
                 <wp:inline xmlns:a="http://schemas.openxmlformats.org/drawingml/2006/main" xmlns:pic="http://schemas.openxmlformats.org/drawingml/2006/picture">
-                  <wp:extent cx="4983480" cy="2958941"/>
+                  <wp:extent cx="5989320" cy="3370783"/>
                   <wp:docPr id="1" name="Picture 1"/>
                   <wp:cNvGraphicFramePr>
                     <a:graphicFrameLocks noChangeAspect="1"/>
@@ -1302,7 +1302,7 @@
                         <pic:spPr>
                           <a:xfrm>
                             <a:off x="0" y="0"/>
-                            <a:ext cx="4983480" cy="2958941"/>
+                            <a:ext cx="5989320" cy="3370783"/>
                           </a:xfrm>
                           <a:prstGeom prst="rect"/>
                         </pic:spPr>

--- a/实验二_软件架构设计与微服务拆分/D2-3_候选架构对比与ATAM报告.docx
+++ b/实验二_软件架构设计与微服务拆分/D2-3_候选架构对比与ATAM报告.docx
@@ -4,7 +4,7 @@
   <w:body>
     <w:p>
       <w:pPr>
-        <w:spacing w:before="800" w:after="80" w:line="276" w:lineRule="auto"/>
+        <w:spacing w:before="800" w:after="60" w:line="269" w:lineRule="auto"/>
         <w:jc w:val="center"/>
       </w:pPr>
       <w:r>
@@ -19,7 +19,7 @@
     </w:p>
     <w:p>
       <w:pPr>
-        <w:spacing w:after="80" w:line="276" w:lineRule="auto"/>
+        <w:spacing w:after="60" w:line="269" w:lineRule="auto"/>
         <w:jc w:val="center"/>
       </w:pPr>
       <w:r>
@@ -34,7 +34,7 @@
     </w:p>
     <w:p>
       <w:pPr>
-        <w:spacing w:after="80" w:line="276" w:lineRule="auto"/>
+        <w:spacing w:after="60" w:line="269" w:lineRule="auto"/>
         <w:jc w:val="center"/>
       </w:pPr>
       <w:r>
@@ -49,7 +49,7 @@
     </w:p>
     <w:p>
       <w:pPr>
-        <w:spacing w:after="80" w:line="276" w:lineRule="auto"/>
+        <w:spacing w:after="60" w:line="269" w:lineRule="auto"/>
         <w:jc w:val="center"/>
       </w:pPr>
       <w:r>
@@ -64,7 +64,7 @@
     </w:p>
     <w:p>
       <w:pPr>
-        <w:spacing w:after="80" w:line="276" w:lineRule="auto"/>
+        <w:spacing w:after="60" w:line="269" w:lineRule="auto"/>
         <w:jc w:val="center"/>
       </w:pPr>
       <w:r>
@@ -79,7 +79,7 @@
     </w:p>
     <w:p>
       <w:pPr>
-        <w:spacing w:after="80" w:line="276" w:lineRule="auto"/>
+        <w:spacing w:after="60" w:line="269" w:lineRule="auto"/>
       </w:pPr>
     </w:p>
     <w:tbl>
@@ -93,6 +93,9 @@
         <w:gridCol w:w="4873"/>
       </w:tblGrid>
       <w:tr>
+        <w:trPr>
+          <w:tblHeader w:val="true"/>
+        </w:trPr>
         <w:tc>
           <w:tcPr>
             <w:tcW w:type="dxa" w:w="1984"/>
@@ -107,7 +110,7 @@
           </w:tcPr>
           <w:p>
             <w:pPr>
-              <w:spacing w:after="40" w:line="269" w:lineRule="auto"/>
+              <w:spacing w:after="20" w:line="259" w:lineRule="auto"/>
               <w:jc w:val="center"/>
             </w:pPr>
             <w:r>
@@ -135,7 +138,7 @@
           </w:tcPr>
           <w:p>
             <w:pPr>
-              <w:spacing w:after="40" w:line="269" w:lineRule="auto"/>
+              <w:spacing w:after="20" w:line="259" w:lineRule="auto"/>
             </w:pPr>
             <w:r>
               <w:rPr>
@@ -164,7 +167,7 @@
           </w:tcPr>
           <w:p>
             <w:pPr>
-              <w:spacing w:after="40" w:line="269" w:lineRule="auto"/>
+              <w:spacing w:after="20" w:line="259" w:lineRule="auto"/>
               <w:jc w:val="center"/>
             </w:pPr>
             <w:r>
@@ -192,7 +195,7 @@
           </w:tcPr>
           <w:p>
             <w:pPr>
-              <w:spacing w:after="40" w:line="269" w:lineRule="auto"/>
+              <w:spacing w:after="20" w:line="259" w:lineRule="auto"/>
             </w:pPr>
             <w:r>
               <w:rPr>
@@ -221,7 +224,7 @@
           </w:tcPr>
           <w:p>
             <w:pPr>
-              <w:spacing w:after="40" w:line="269" w:lineRule="auto"/>
+              <w:spacing w:after="20" w:line="259" w:lineRule="auto"/>
               <w:jc w:val="center"/>
             </w:pPr>
             <w:r>
@@ -249,7 +252,7 @@
           </w:tcPr>
           <w:p>
             <w:pPr>
-              <w:spacing w:after="40" w:line="269" w:lineRule="auto"/>
+              <w:spacing w:after="20" w:line="259" w:lineRule="auto"/>
             </w:pPr>
             <w:r>
               <w:rPr>
@@ -278,7 +281,7 @@
           </w:tcPr>
           <w:p>
             <w:pPr>
-              <w:spacing w:after="40" w:line="269" w:lineRule="auto"/>
+              <w:spacing w:after="20" w:line="259" w:lineRule="auto"/>
               <w:jc w:val="center"/>
             </w:pPr>
             <w:r>
@@ -306,7 +309,7 @@
           </w:tcPr>
           <w:p>
             <w:pPr>
-              <w:spacing w:after="40" w:line="269" w:lineRule="auto"/>
+              <w:spacing w:after="20" w:line="259" w:lineRule="auto"/>
             </w:pPr>
             <w:r>
               <w:rPr>
@@ -335,7 +338,7 @@
           </w:tcPr>
           <w:p>
             <w:pPr>
-              <w:spacing w:after="40" w:line="269" w:lineRule="auto"/>
+              <w:spacing w:after="20" w:line="259" w:lineRule="auto"/>
               <w:jc w:val="center"/>
             </w:pPr>
             <w:r>
@@ -363,7 +366,7 @@
           </w:tcPr>
           <w:p>
             <w:pPr>
-              <w:spacing w:after="40" w:line="269" w:lineRule="auto"/>
+              <w:spacing w:after="20" w:line="259" w:lineRule="auto"/>
             </w:pPr>
             <w:r>
               <w:rPr>
@@ -392,7 +395,7 @@
           </w:tcPr>
           <w:p>
             <w:pPr>
-              <w:spacing w:after="40" w:line="269" w:lineRule="auto"/>
+              <w:spacing w:after="20" w:line="259" w:lineRule="auto"/>
               <w:jc w:val="center"/>
             </w:pPr>
             <w:r>
@@ -420,11 +423,12 @@
           </w:tcPr>
           <w:p>
             <w:pPr>
-              <w:spacing w:line="269" w:lineRule="auto" w:after="40"/>
+              <w:spacing w:line="259" w:lineRule="auto" w:after="20"/>
             </w:pPr>
             <w:r>
               <w:rPr>
                 <w:rFonts w:ascii="Microsoft YaHei" w:hAnsi="Microsoft YaHei" w:eastAsia="Microsoft YaHei"/>
+                <w:b w:val="0"/>
                 <w:sz w:val="18"/>
               </w:rPr>
               <w:t>计算机23-2 / 231002703 / 戴正宇</w:t>
@@ -447,7 +451,7 @@
           </w:tcPr>
           <w:p>
             <w:pPr>
-              <w:spacing w:after="40" w:line="269" w:lineRule="auto"/>
+              <w:spacing w:after="20" w:line="259" w:lineRule="auto"/>
               <w:jc w:val="center"/>
             </w:pPr>
             <w:r>
@@ -475,11 +479,12 @@
           </w:tcPr>
           <w:p>
             <w:pPr>
-              <w:spacing w:line="269" w:lineRule="auto" w:after="40"/>
+              <w:spacing w:line="259" w:lineRule="auto" w:after="20"/>
             </w:pPr>
             <w:r>
               <w:rPr>
                 <w:rFonts w:ascii="Microsoft YaHei" w:hAnsi="Microsoft YaHei" w:eastAsia="Microsoft YaHei"/>
+                <w:b w:val="0"/>
                 <w:sz w:val="18"/>
               </w:rPr>
               <w:t>2026-05-14</w:t>
@@ -490,16 +495,17 @@
     </w:tbl>
     <w:p>
       <w:pPr>
-        <w:spacing w:after="80" w:line="276" w:lineRule="auto"/>
+        <w:spacing w:after="60" w:line="269" w:lineRule="auto"/>
       </w:pPr>
     </w:p>
     <w:p>
       <w:pPr>
-        <w:spacing w:after="80" w:line="276" w:lineRule="auto"/>
+        <w:spacing w:after="60" w:line="269" w:lineRule="auto"/>
       </w:pPr>
       <w:r>
         <w:rPr>
           <w:rFonts w:ascii="Microsoft YaHei" w:hAnsi="Microsoft YaHei" w:eastAsia="Microsoft YaHei"/>
+          <w:b w:val="0"/>
           <w:sz w:val="21"/>
         </w:rPr>
         <w:br w:type="page"/>
@@ -508,7 +514,7 @@
     <w:p>
       <w:pPr>
         <w:keepNext/>
-        <w:spacing w:before="280" w:after="80" w:line="276" w:lineRule="auto"/>
+        <w:spacing w:before="280" w:after="60" w:line="269" w:lineRule="auto"/>
         <w:pBdr>
           <w:bottom w:val="single" w:sz="8" w:space="4" w:color="1A7A3D"/>
         </w:pBdr>
@@ -524,7 +530,7 @@
     </w:p>
     <w:p>
       <w:pPr>
-        <w:spacing w:after="80" w:before="0" w:line="276" w:lineRule="auto"/>
+        <w:spacing w:after="60" w:before="0" w:line="269" w:lineRule="auto"/>
         <w:ind w:firstLine="340"/>
         <w:jc w:val="left"/>
       </w:pPr>
@@ -548,43 +554,59 @@
         <w:gridCol w:w="9746"/>
       </w:tblGrid>
       <w:tr>
+        <w:trPr>
+          <w:tblHeader w:val="true"/>
+        </w:trPr>
         <w:tc>
           <w:tcPr>
             <w:tcW w:type="dxa" w:w="9746"/>
-            <w:shd w:val="clear" w:color="auto" w:fill="EAF4EC"/>
+            <w:shd w:val="clear" w:color="auto" w:fill="EAF6EF"/>
             <w:tcBorders>
               <w:top w:val="single" w:sz="8" w:space="0" w:color="B8D8C2"/>
               <w:left w:val="single" w:sz="8" w:space="0" w:color="B8D8C2"/>
               <w:bottom w:val="single" w:sz="8" w:space="0" w:color="B8D8C2"/>
               <w:right w:val="single" w:sz="8" w:space="0" w:color="B8D8C2"/>
             </w:tcBorders>
+            <w:vAlign w:val="center"/>
           </w:tcPr>
           <w:p>
             <w:pPr>
-              <w:spacing w:after="40" w:line="269" w:lineRule="auto"/>
-            </w:pPr>
-            <w:r>
-              <w:rPr>
-                <w:rFonts w:ascii="Microsoft YaHei" w:hAnsi="Microsoft YaHei" w:eastAsia="Microsoft YaHei"/>
-                <w:b/>
-                <w:color w:val="1A7A3D"/>
-                <w:sz w:val="21"/>
-              </w:rPr>
-              <w:t xml:space="preserve">📌 填写指引 </w:t>
-            </w:r>
-          </w:p>
-          <w:p>
-            <w:pPr>
-              <w:spacing w:after="40" w:line="269" w:lineRule="auto"/>
+              <w:spacing w:line="259" w:lineRule="auto" w:after="20"/>
             </w:pPr>
             <w:r>
               <w:rPr>
                 <w:rFonts w:ascii="Microsoft YaHei" w:hAnsi="Microsoft YaHei" w:eastAsia="Microsoft YaHei"/>
                 <w:b w:val="0"/>
-                <w:color w:val="2B2B2B"/>
-                <w:sz w:val="20"/>
+                <w:sz w:val="19"/>
               </w:rPr>
-              <w:t>本模板按章节结构预设了每节的标题与提示。请在每个 "（请在此处填写……）" 区域中替换为正式内容；不允许删除章节标题；如某节确实不适用，请保留标题并标注「N/A 及理由」。</w:t>
+            </w:r>
+            <w:r>
+              <w:rPr>
+                <w:rFonts w:ascii="Microsoft YaHei" w:hAnsi="Microsoft YaHei" w:eastAsia="Microsoft YaHei"/>
+                <w:b w:val="0"/>
+                <w:sz w:val="19"/>
+              </w:rPr>
+              <w:t>文档说明</w:t>
+            </w:r>
+          </w:p>
+          <w:p>
+            <w:pPr>
+              <w:spacing w:line="259" w:lineRule="auto" w:after="20"/>
+            </w:pPr>
+            <w:r>
+              <w:rPr>
+                <w:rFonts w:ascii="Microsoft YaHei" w:hAnsi="Microsoft YaHei" w:eastAsia="Microsoft YaHei"/>
+                <w:b w:val="0"/>
+                <w:sz w:val="19"/>
+              </w:rPr>
+            </w:r>
+            <w:r>
+              <w:rPr>
+                <w:rFonts w:ascii="Microsoft YaHei" w:hAnsi="Microsoft YaHei" w:eastAsia="Microsoft YaHei"/>
+                <w:b w:val="0"/>
+                <w:sz w:val="19"/>
+              </w:rPr>
+              <w:t>本文件已完成模块化单体与微服务事件驱动方案的对比、ATAM 场景评估、敏感点与权衡点分析，以及最终方案选择。重点阅读每个质量属性场景如何影响架构取舍。</w:t>
             </w:r>
           </w:p>
         </w:tc>
@@ -592,13 +614,13 @@
     </w:tbl>
     <w:p>
       <w:pPr>
-        <w:spacing w:after="80" w:line="276" w:lineRule="auto"/>
+        <w:spacing w:after="60" w:line="269" w:lineRule="auto"/>
       </w:pPr>
     </w:p>
     <w:p>
       <w:pPr>
         <w:keepNext/>
-        <w:spacing w:before="280" w:after="80" w:line="276" w:lineRule="auto"/>
+        <w:spacing w:before="280" w:after="60" w:line="269" w:lineRule="auto"/>
         <w:pBdr>
           <w:bottom w:val="single" w:sz="8" w:space="4" w:color="1A7A3D"/>
         </w:pBdr>
@@ -615,7 +637,7 @@
     <w:p>
       <w:pPr>
         <w:keepNext/>
-        <w:spacing w:before="200" w:after="80" w:line="276" w:lineRule="auto"/>
+        <w:spacing w:before="200" w:after="60" w:line="269" w:lineRule="auto"/>
         <w:pBdr>
           <w:bottom w:val="single" w:sz="4" w:space="4" w:color="4DB872"/>
         </w:pBdr>
@@ -640,6 +662,9 @@
         <w:gridCol w:w="9746"/>
       </w:tblGrid>
       <w:tr>
+        <w:trPr>
+          <w:tblHeader w:val="true"/>
+        </w:trPr>
         <w:tc>
           <w:tcPr>
             <w:tcW w:type="dxa" w:w="9746"/>
@@ -650,15 +675,16 @@
               <w:bottom w:val="single" w:sz="4" w:space="0" w:color="B8D8C2"/>
               <w:right w:val="single" w:sz="4" w:space="0" w:color="B8D8C2"/>
             </w:tcBorders>
-            <w:vAlign w:val="top"/>
+            <w:vAlign w:val="center"/>
           </w:tcPr>
           <w:p>
             <w:pPr>
-              <w:spacing w:line="269" w:lineRule="auto" w:after="40"/>
+              <w:spacing w:line="259" w:lineRule="auto" w:after="20"/>
             </w:pPr>
             <w:r>
               <w:rPr>
                 <w:rFonts w:ascii="Microsoft YaHei" w:hAnsi="Microsoft YaHei" w:eastAsia="Microsoft YaHei"/>
+                <w:b w:val="0"/>
                 <w:sz w:val="18"/>
               </w:rPr>
               <w:t>方案 A：模块化单体。将 NekoCafé 划分为会员、门店、预约、订单支付、通知、猫咪档案、运营分析等模块，但仍部署为一个应用、共享一个数据库和统一事务。该方案适合作为早期 MVP：开发、调试、部署简单，跨模块调用成本低，适合需求尚未稳定、团队规模较小的阶段。</w:t>
@@ -669,13 +695,13 @@
     </w:tbl>
     <w:p>
       <w:pPr>
-        <w:spacing w:after="80" w:line="276" w:lineRule="auto"/>
+        <w:spacing w:after="60" w:line="269" w:lineRule="auto"/>
       </w:pPr>
     </w:p>
     <w:p>
       <w:pPr>
         <w:keepNext/>
-        <w:spacing w:before="200" w:after="80" w:line="276" w:lineRule="auto"/>
+        <w:spacing w:before="200" w:after="60" w:line="269" w:lineRule="auto"/>
         <w:pBdr>
           <w:bottom w:val="single" w:sz="4" w:space="4" w:color="4DB872"/>
         </w:pBdr>
@@ -700,6 +726,9 @@
         <w:gridCol w:w="9746"/>
       </w:tblGrid>
       <w:tr>
+        <w:trPr>
+          <w:tblHeader w:val="true"/>
+        </w:trPr>
         <w:tc>
           <w:tcPr>
             <w:tcW w:type="dxa" w:w="9746"/>
@@ -710,15 +739,16 @@
               <w:bottom w:val="single" w:sz="4" w:space="0" w:color="B8D8C2"/>
               <w:right w:val="single" w:sz="4" w:space="0" w:color="B8D8C2"/>
             </w:tcBorders>
-            <w:vAlign w:val="top"/>
+            <w:vAlign w:val="center"/>
           </w:tcPr>
           <w:p>
             <w:pPr>
-              <w:spacing w:line="269" w:lineRule="auto" w:after="40"/>
+              <w:spacing w:line="259" w:lineRule="auto" w:after="20"/>
             </w:pPr>
             <w:r>
               <w:rPr>
                 <w:rFonts w:ascii="Microsoft YaHei" w:hAnsi="Microsoft YaHei" w:eastAsia="Microsoft YaHei"/>
+                <w:b w:val="0"/>
                 <w:sz w:val="18"/>
               </w:rPr>
               <w:t>方案 A 优势：交付速度快、部署链路短、分布式一致性复杂度低；本地调试简单，课程演示成本低。</w:t>
@@ -731,7 +761,7 @@
     </w:tbl>
     <w:p>
       <w:pPr>
-        <w:spacing w:after="80" w:line="276" w:lineRule="auto"/>
+        <w:spacing w:after="60" w:line="269" w:lineRule="auto"/>
       </w:pPr>
     </w:p>
     <w:tbl>
@@ -744,6 +774,9 @@
         <w:gridCol w:w="9746"/>
       </w:tblGrid>
       <w:tr>
+        <w:trPr>
+          <w:tblHeader w:val="true"/>
+        </w:trPr>
         <w:tc>
           <w:tcPr>
             <w:tcW w:type="dxa" w:w="9746"/>
@@ -754,15 +787,16 @@
               <w:bottom w:val="single" w:sz="4" w:space="0" w:color="B8D8C2"/>
               <w:right w:val="single" w:sz="4" w:space="0" w:color="B8D8C2"/>
             </w:tcBorders>
-            <w:vAlign w:val="top"/>
+            <w:vAlign w:val="center"/>
           </w:tcPr>
           <w:p>
             <w:pPr>
-              <w:spacing w:line="269" w:lineRule="auto" w:after="40"/>
+              <w:spacing w:line="259" w:lineRule="auto" w:after="20"/>
             </w:pPr>
             <w:r>
               <w:rPr>
                 <w:rFonts w:ascii="Microsoft YaHei" w:hAnsi="Microsoft YaHei" w:eastAsia="Microsoft YaHei"/>
+                <w:b w:val="0"/>
                 <w:sz w:val="18"/>
               </w:rPr>
               <w:t>方案 A 风险判断：可作为第 1 阶段过渡形态，但不适合作为目标态。当门店扩张到 38 家以上、预约高峰接近 5000 QPS、会员隐私与跨境合规要求增强时，单体应用会在性能隔离、发布频率和故障隔离上出现明显瓶颈。</w:t>
@@ -773,13 +807,13 @@
     </w:tbl>
     <w:p>
       <w:pPr>
-        <w:spacing w:after="80" w:line="276" w:lineRule="auto"/>
+        <w:spacing w:after="60" w:line="269" w:lineRule="auto"/>
       </w:pPr>
     </w:p>
     <w:p>
       <w:pPr>
         <w:keepNext/>
-        <w:spacing w:before="280" w:after="80" w:line="276" w:lineRule="auto"/>
+        <w:spacing w:before="280" w:after="60" w:line="269" w:lineRule="auto"/>
         <w:pBdr>
           <w:bottom w:val="single" w:sz="8" w:space="4" w:color="1A7A3D"/>
         </w:pBdr>
@@ -803,6 +837,9 @@
         <w:gridCol w:w="9746"/>
       </w:tblGrid>
       <w:tr>
+        <w:trPr>
+          <w:tblHeader w:val="true"/>
+        </w:trPr>
         <w:tc>
           <w:tcPr>
             <w:tcW w:type="dxa" w:w="9746"/>
@@ -813,15 +850,16 @@
               <w:bottom w:val="single" w:sz="4" w:space="0" w:color="B8D8C2"/>
               <w:right w:val="single" w:sz="4" w:space="0" w:color="B8D8C2"/>
             </w:tcBorders>
-            <w:vAlign w:val="top"/>
+            <w:vAlign w:val="center"/>
           </w:tcPr>
           <w:p>
             <w:pPr>
-              <w:spacing w:line="269" w:lineRule="auto" w:after="40"/>
+              <w:spacing w:line="259" w:lineRule="auto" w:after="20"/>
             </w:pPr>
             <w:r>
               <w:rPr>
                 <w:rFonts w:ascii="Microsoft YaHei" w:hAnsi="Microsoft YaHei" w:eastAsia="Microsoft YaHei"/>
+                <w:b w:val="0"/>
                 <w:sz w:val="18"/>
               </w:rPr>
               <w:t>方案 B：微服务 + 事件驱动 + CQRS。按限界上下文拆分会员、门店、预约、订单支付、猫咪档案、推荐、通知、运营分析等服务；核心写模型由对应服务独立拥有，跨服务协作通过 REST 契约和领域事件完成；运营看板、推荐、通知等读模型通过事件流异步构建。</w:t>
@@ -832,13 +870,13 @@
     </w:tbl>
     <w:p>
       <w:pPr>
-        <w:spacing w:after="80" w:line="276" w:lineRule="auto"/>
+        <w:spacing w:after="60" w:line="269" w:lineRule="auto"/>
       </w:pPr>
     </w:p>
     <w:p>
       <w:pPr>
         <w:keepNext/>
-        <w:spacing w:before="280" w:after="80" w:line="276" w:lineRule="auto"/>
+        <w:spacing w:before="280" w:after="60" w:line="269" w:lineRule="auto"/>
         <w:pBdr>
           <w:bottom w:val="single" w:sz="8" w:space="4" w:color="1A7A3D"/>
         </w:pBdr>
@@ -855,7 +893,7 @@
     <w:p>
       <w:pPr>
         <w:keepNext/>
-        <w:spacing w:before="200" w:after="80" w:line="276" w:lineRule="auto"/>
+        <w:spacing w:before="200" w:after="60" w:line="269" w:lineRule="auto"/>
         <w:pBdr>
           <w:bottom w:val="single" w:sz="4" w:space="4" w:color="4DB872"/>
         </w:pBdr>
@@ -880,6 +918,9 @@
         <w:gridCol w:w="9746"/>
       </w:tblGrid>
       <w:tr>
+        <w:trPr>
+          <w:tblHeader w:val="true"/>
+        </w:trPr>
         <w:tc>
           <w:tcPr>
             <w:tcW w:type="dxa" w:w="9746"/>
@@ -890,15 +931,16 @@
               <w:bottom w:val="single" w:sz="4" w:space="0" w:color="B8D8C2"/>
               <w:right w:val="single" w:sz="4" w:space="0" w:color="B8D8C2"/>
             </w:tcBorders>
-            <w:vAlign w:val="top"/>
+            <w:vAlign w:val="center"/>
           </w:tcPr>
           <w:p>
             <w:pPr>
-              <w:spacing w:line="269" w:lineRule="auto" w:after="40"/>
+              <w:spacing w:line="259" w:lineRule="auto" w:after="20"/>
             </w:pPr>
             <w:r>
               <w:rPr>
                 <w:rFonts w:ascii="Microsoft YaHei" w:hAnsi="Microsoft YaHei" w:eastAsia="Microsoft YaHei"/>
+                <w:b w:val="0"/>
                 <w:sz w:val="18"/>
               </w:rPr>
               <w:t>系统价值：顾客获得稳定的预约与支付体验；店员在高峰期仍能快速核销和处理候补；店长可查看近实时经营指标；研发团队可以独立发布预约、会员、通知等服务，降低一次变更影响全系统的风险。</w:t>
@@ -909,13 +951,13 @@
     </w:tbl>
     <w:p>
       <w:pPr>
-        <w:spacing w:after="80" w:line="276" w:lineRule="auto"/>
+        <w:spacing w:after="60" w:line="269" w:lineRule="auto"/>
       </w:pPr>
     </w:p>
     <w:p>
       <w:pPr>
         <w:keepNext/>
-        <w:spacing w:before="200" w:after="80" w:line="276" w:lineRule="auto"/>
+        <w:spacing w:before="200" w:after="60" w:line="269" w:lineRule="auto"/>
         <w:pBdr>
           <w:bottom w:val="single" w:sz="4" w:space="4" w:color="4DB872"/>
         </w:pBdr>
@@ -940,6 +982,9 @@
         <w:gridCol w:w="9746"/>
       </w:tblGrid>
       <w:tr>
+        <w:trPr>
+          <w:tblHeader w:val="true"/>
+        </w:trPr>
         <w:tc>
           <w:tcPr>
             <w:tcW w:type="dxa" w:w="9746"/>
@@ -950,15 +995,16 @@
               <w:bottom w:val="single" w:sz="4" w:space="0" w:color="B8D8C2"/>
               <w:right w:val="single" w:sz="4" w:space="0" w:color="B8D8C2"/>
             </w:tcBorders>
-            <w:vAlign w:val="top"/>
+            <w:vAlign w:val="center"/>
           </w:tcPr>
           <w:p>
             <w:pPr>
-              <w:spacing w:line="269" w:lineRule="auto" w:after="40"/>
+              <w:spacing w:line="259" w:lineRule="auto" w:after="20"/>
             </w:pPr>
             <w:r>
               <w:rPr>
                 <w:rFonts w:ascii="Microsoft YaHei" w:hAnsi="Microsoft YaHei" w:eastAsia="Microsoft YaHei"/>
+                <w:b w:val="0"/>
                 <w:sz w:val="18"/>
               </w:rPr>
               <w:t>采用的 tactics / pattern：API Gateway、Database per Service、Outbox Pattern、Saga/Process Manager、CQRS Read Model、Circuit Breaker、Retry + Dead Letter Queue、Bulkhead 隔离、配置灰度发布、统一 traceId 与结构化日志。</w:t>
@@ -969,13 +1015,13 @@
     </w:tbl>
     <w:p>
       <w:pPr>
-        <w:spacing w:after="80" w:line="276" w:lineRule="auto"/>
+        <w:spacing w:after="60" w:line="269" w:lineRule="auto"/>
       </w:pPr>
     </w:p>
     <w:p>
       <w:pPr>
         <w:keepNext/>
-        <w:spacing w:before="200" w:after="80" w:line="276" w:lineRule="auto"/>
+        <w:spacing w:before="200" w:after="60" w:line="269" w:lineRule="auto"/>
         <w:pBdr>
           <w:bottom w:val="single" w:sz="4" w:space="4" w:color="4DB872"/>
         </w:pBdr>
@@ -1000,6 +1046,9 @@
         <w:gridCol w:w="9746"/>
       </w:tblGrid>
       <w:tr>
+        <w:trPr>
+          <w:tblHeader w:val="true"/>
+        </w:trPr>
         <w:tc>
           <w:tcPr>
             <w:tcW w:type="dxa" w:w="9746"/>
@@ -1010,15 +1059,16 @@
               <w:bottom w:val="single" w:sz="4" w:space="0" w:color="B8D8C2"/>
               <w:right w:val="single" w:sz="4" w:space="0" w:color="B8D8C2"/>
             </w:tcBorders>
-            <w:vAlign w:val="top"/>
+            <w:vAlign w:val="center"/>
           </w:tcPr>
           <w:p>
             <w:pPr>
-              <w:spacing w:line="269" w:lineRule="auto" w:after="40"/>
+              <w:spacing w:line="259" w:lineRule="auto" w:after="20"/>
             </w:pPr>
             <w:r>
               <w:rPr>
                 <w:rFonts w:ascii="Microsoft YaHei" w:hAnsi="Microsoft YaHei" w:eastAsia="Microsoft YaHei"/>
+                <w:b w:val="0"/>
                 <w:sz w:val="18"/>
               </w:rPr>
               <w:t>QAS 映射：方案 A 在早期成本、开发速度和本地事务上更优；方案 B 在 QAS-01 高峰性能、QAS-02 可用性、QAS-03 新门店零停机、QAS-04 支付最终一致、QAS-05 隐私边界和 QAS-09 可观测性上更贴近目标。</w:t>
@@ -1029,13 +1079,13 @@
     </w:tbl>
     <w:p>
       <w:pPr>
-        <w:spacing w:after="80" w:line="276" w:lineRule="auto"/>
+        <w:spacing w:after="60" w:line="269" w:lineRule="auto"/>
       </w:pPr>
     </w:p>
     <w:p>
       <w:pPr>
         <w:keepNext/>
-        <w:spacing w:before="200" w:after="80" w:line="276" w:lineRule="auto"/>
+        <w:spacing w:before="200" w:after="60" w:line="269" w:lineRule="auto"/>
         <w:pBdr>
           <w:bottom w:val="single" w:sz="4" w:space="4" w:color="4DB872"/>
         </w:pBdr>
@@ -1060,6 +1110,9 @@
         <w:gridCol w:w="9746"/>
       </w:tblGrid>
       <w:tr>
+        <w:trPr>
+          <w:tblHeader w:val="true"/>
+        </w:trPr>
         <w:tc>
           <w:tcPr>
             <w:tcW w:type="dxa" w:w="9746"/>
@@ -1070,15 +1123,16 @@
               <w:bottom w:val="single" w:sz="4" w:space="0" w:color="B8D8C2"/>
               <w:right w:val="single" w:sz="4" w:space="0" w:color="B8D8C2"/>
             </w:tcBorders>
-            <w:vAlign w:val="top"/>
+            <w:vAlign w:val="center"/>
           </w:tcPr>
           <w:p>
             <w:pPr>
-              <w:spacing w:line="269" w:lineRule="auto" w:after="40"/>
+              <w:spacing w:line="259" w:lineRule="auto" w:after="20"/>
             </w:pPr>
             <w:r>
               <w:rPr>
                 <w:rFonts w:ascii="Microsoft YaHei" w:hAnsi="Microsoft YaHei" w:eastAsia="Microsoft YaHei"/>
+                <w:b w:val="0"/>
                 <w:sz w:val="18"/>
               </w:rPr>
               <w:t>敏感点：服务拆分粒度、预约容量锁实现、消息队列可靠性、Outbox 与数据库事务绑定、支付回调幂等、会员 PII 脱敏策略、运营读模型延迟、团队是否具备部署与监控能力。</w:t>
@@ -1089,13 +1143,13 @@
     </w:tbl>
     <w:p>
       <w:pPr>
-        <w:spacing w:after="80" w:line="276" w:lineRule="auto"/>
+        <w:spacing w:after="60" w:line="269" w:lineRule="auto"/>
       </w:pPr>
     </w:p>
     <w:p>
       <w:pPr>
         <w:keepNext/>
-        <w:spacing w:before="200" w:after="80" w:line="276" w:lineRule="auto"/>
+        <w:spacing w:before="200" w:after="60" w:line="269" w:lineRule="auto"/>
         <w:pBdr>
           <w:bottom w:val="single" w:sz="4" w:space="4" w:color="4DB872"/>
         </w:pBdr>
@@ -1120,6 +1174,9 @@
         <w:gridCol w:w="9746"/>
       </w:tblGrid>
       <w:tr>
+        <w:trPr>
+          <w:tblHeader w:val="true"/>
+        </w:trPr>
         <w:tc>
           <w:tcPr>
             <w:tcW w:type="dxa" w:w="9746"/>
@@ -1130,15 +1187,16 @@
               <w:bottom w:val="single" w:sz="4" w:space="0" w:color="B8D8C2"/>
               <w:right w:val="single" w:sz="4" w:space="0" w:color="B8D8C2"/>
             </w:tcBorders>
-            <w:vAlign w:val="top"/>
+            <w:vAlign w:val="center"/>
           </w:tcPr>
           <w:p>
             <w:pPr>
-              <w:spacing w:line="269" w:lineRule="auto" w:after="40"/>
+              <w:spacing w:line="259" w:lineRule="auto" w:after="20"/>
             </w:pPr>
             <w:r>
               <w:rPr>
                 <w:rFonts w:ascii="Microsoft YaHei" w:hAnsi="Microsoft YaHei" w:eastAsia="Microsoft YaHei"/>
+                <w:b w:val="0"/>
                 <w:sz w:val="18"/>
               </w:rPr>
               <w:t>权衡点：</w:t>
@@ -1157,13 +1215,13 @@
     </w:tbl>
     <w:p>
       <w:pPr>
-        <w:spacing w:after="80" w:line="276" w:lineRule="auto"/>
+        <w:spacing w:after="60" w:line="269" w:lineRule="auto"/>
       </w:pPr>
     </w:p>
     <w:p>
       <w:pPr>
         <w:keepNext/>
-        <w:spacing w:before="200" w:after="80" w:line="276" w:lineRule="auto"/>
+        <w:spacing w:before="200" w:after="60" w:line="269" w:lineRule="auto"/>
         <w:pBdr>
           <w:bottom w:val="single" w:sz="4" w:space="4" w:color="4DB872"/>
         </w:pBdr>
@@ -1188,6 +1246,9 @@
         <w:gridCol w:w="9746"/>
       </w:tblGrid>
       <w:tr>
+        <w:trPr>
+          <w:tblHeader w:val="true"/>
+        </w:trPr>
         <w:tc>
           <w:tcPr>
             <w:tcW w:type="dxa" w:w="9746"/>
@@ -1198,15 +1259,16 @@
               <w:bottom w:val="single" w:sz="4" w:space="0" w:color="B8D8C2"/>
               <w:right w:val="single" w:sz="4" w:space="0" w:color="B8D8C2"/>
             </w:tcBorders>
-            <w:vAlign w:val="top"/>
+            <w:vAlign w:val="center"/>
           </w:tcPr>
           <w:p>
             <w:pPr>
-              <w:spacing w:line="269" w:lineRule="auto" w:after="40"/>
+              <w:spacing w:line="259" w:lineRule="auto" w:after="20"/>
             </w:pPr>
             <w:r>
               <w:rPr>
                 <w:rFonts w:ascii="Microsoft YaHei" w:hAnsi="Microsoft YaHei" w:eastAsia="Microsoft YaHei"/>
+                <w:b w:val="0"/>
                 <w:sz w:val="18"/>
               </w:rPr>
               <w:t>风险与非风险：</w:t>
@@ -1221,7 +1283,7 @@
     </w:tbl>
     <w:p>
       <w:pPr>
-        <w:spacing w:after="80" w:line="276" w:lineRule="auto"/>
+        <w:spacing w:after="60" w:line="269" w:lineRule="auto"/>
       </w:pPr>
     </w:p>
     <w:tbl>
@@ -1234,6 +1296,9 @@
         <w:gridCol w:w="9746"/>
       </w:tblGrid>
       <w:tr>
+        <w:trPr>
+          <w:tblHeader w:val="true"/>
+        </w:trPr>
         <w:tc>
           <w:tcPr>
             <w:tcW w:type="dxa" w:w="9746"/>
@@ -1244,15 +1309,16 @@
               <w:bottom w:val="single" w:sz="4" w:space="0" w:color="B8D8C2"/>
               <w:right w:val="single" w:sz="4" w:space="0" w:color="B8D8C2"/>
             </w:tcBorders>
-            <w:vAlign w:val="top"/>
+            <w:vAlign w:val="center"/>
           </w:tcPr>
           <w:p>
             <w:pPr>
-              <w:spacing w:line="269" w:lineRule="auto" w:after="40"/>
+              <w:spacing w:line="259" w:lineRule="auto" w:after="20"/>
             </w:pPr>
             <w:r>
               <w:rPr>
                 <w:rFonts w:ascii="Microsoft YaHei" w:hAnsi="Microsoft YaHei" w:eastAsia="Microsoft YaHei"/>
+                <w:b w:val="0"/>
                 <w:sz w:val="18"/>
               </w:rPr>
               <w:t>ATAM 结论：选择方案 B 作为目标架构，但采用分阶段落地。第一阶段只拆核心交易闭环和会员隐私边界，第二阶段接入事件流和运营读模型，第三阶段强化可观测性、灰度发布和合规治理。下图给出从单体到微服务的拆分决策流程。</w:t>
@@ -1260,23 +1326,25 @@
           </w:p>
           <w:p>
             <w:pPr>
-              <w:spacing w:before="0" w:after="40" w:line="269" w:lineRule="auto"/>
+              <w:spacing w:before="0" w:after="20" w:line="259" w:lineRule="auto"/>
             </w:pPr>
             <w:r>
               <w:rPr>
                 <w:rFonts w:ascii="Microsoft YaHei" w:hAnsi="Microsoft YaHei" w:eastAsia="Microsoft YaHei"/>
+                <w:b w:val="0"/>
                 <w:sz w:val="18"/>
               </w:rPr>
             </w:r>
           </w:p>
           <w:p>
             <w:pPr>
-              <w:spacing w:line="269" w:lineRule="auto" w:after="40"/>
+              <w:spacing w:line="259" w:lineRule="auto" w:after="20"/>
               <w:jc w:val="center"/>
             </w:pPr>
             <w:r>
               <w:rPr>
                 <w:rFonts w:ascii="Microsoft YaHei" w:hAnsi="Microsoft YaHei" w:eastAsia="Microsoft YaHei"/>
+                <w:b w:val="0"/>
                 <w:sz w:val="18"/>
               </w:rPr>
               <w:drawing>
@@ -1315,12 +1383,13 @@
           </w:p>
           <w:p>
             <w:pPr>
-              <w:spacing w:line="269" w:lineRule="auto" w:after="40"/>
+              <w:spacing w:line="259" w:lineRule="auto" w:after="20"/>
               <w:jc w:val="center"/>
             </w:pPr>
             <w:r>
               <w:rPr>
                 <w:rFonts w:ascii="Microsoft YaHei" w:hAnsi="Microsoft YaHei" w:eastAsia="Microsoft YaHei"/>
+                <w:b w:val="0"/>
                 <w:sz w:val="18"/>
               </w:rPr>
             </w:r>
@@ -1330,13 +1399,13 @@
     </w:tbl>
     <w:p>
       <w:pPr>
-        <w:spacing w:after="80" w:line="276" w:lineRule="auto"/>
+        <w:spacing w:after="60" w:line="269" w:lineRule="auto"/>
       </w:pPr>
     </w:p>
     <w:p>
       <w:pPr>
         <w:keepNext/>
-        <w:spacing w:before="280" w:after="80" w:line="276" w:lineRule="auto"/>
+        <w:spacing w:before="280" w:after="60" w:line="269" w:lineRule="auto"/>
         <w:pBdr>
           <w:bottom w:val="single" w:sz="8" w:space="4" w:color="1A7A3D"/>
         </w:pBdr>
@@ -1360,6 +1429,9 @@
         <w:gridCol w:w="9746"/>
       </w:tblGrid>
       <w:tr>
+        <w:trPr>
+          <w:tblHeader w:val="true"/>
+        </w:trPr>
         <w:tc>
           <w:tcPr>
             <w:tcW w:type="dxa" w:w="9746"/>
@@ -1370,15 +1442,16 @@
               <w:bottom w:val="single" w:sz="4" w:space="0" w:color="B8D8C2"/>
               <w:right w:val="single" w:sz="4" w:space="0" w:color="B8D8C2"/>
             </w:tcBorders>
-            <w:vAlign w:val="top"/>
+            <w:vAlign w:val="center"/>
           </w:tcPr>
           <w:p>
             <w:pPr>
-              <w:spacing w:line="269" w:lineRule="auto" w:after="40"/>
+              <w:spacing w:line="259" w:lineRule="auto" w:after="20"/>
             </w:pPr>
             <w:r>
               <w:rPr>
                 <w:rFonts w:ascii="Microsoft YaHei" w:hAnsi="Microsoft YaHei" w:eastAsia="Microsoft YaHei"/>
+                <w:b w:val="0"/>
                 <w:sz w:val="18"/>
               </w:rPr>
               <w:t>最终方案选择“微服务 + 事件驱动 + CQRS”。理由：</w:t>
@@ -1397,7 +1470,515 @@
     </w:tbl>
     <w:p>
       <w:pPr>
-        <w:spacing w:after="80" w:line="276" w:lineRule="auto"/>
+        <w:spacing w:after="60" w:line="269" w:lineRule="auto"/>
+      </w:pPr>
+    </w:p>
+    <w:p>
+      <w:pPr>
+        <w:spacing w:line="269" w:lineRule="auto" w:after="60" w:before="200"/>
+      </w:pPr>
+      <w:r>
+        <w:rPr>
+          <w:rFonts w:ascii="Microsoft YaHei" w:hAnsi="Microsoft YaHei" w:eastAsia="Microsoft YaHei"/>
+          <w:b w:val="0"/>
+          <w:sz w:val="21"/>
+        </w:rPr>
+      </w:r>
+      <w:r>
+        <w:rPr>
+          <w:rFonts w:ascii="Microsoft YaHei" w:hAnsi="Microsoft YaHei" w:eastAsia="Microsoft YaHei"/>
+          <w:b/>
+          <w:color w:val="007046"/>
+          <w:sz w:val="27"/>
+        </w:rPr>
+        <w:t>5  ATAM 评审补充与最终取舍说明</w:t>
+      </w:r>
+    </w:p>
+    <w:p>
+      <w:pPr>
+        <w:spacing w:line="269" w:lineRule="auto" w:after="60"/>
+      </w:pPr>
+      <w:r>
+        <w:rPr>
+          <w:rFonts w:ascii="Microsoft YaHei" w:hAnsi="Microsoft YaHei" w:eastAsia="Microsoft YaHei"/>
+          <w:b w:val="0"/>
+          <w:sz w:val="21"/>
+        </w:rPr>
+      </w:r>
+      <w:r>
+        <w:rPr>
+          <w:rFonts w:ascii="Microsoft YaHei" w:hAnsi="Microsoft YaHei" w:eastAsia="Microsoft YaHei"/>
+          <w:b w:val="0"/>
+          <w:sz w:val="21"/>
+        </w:rPr>
+        <w:t>ATAM 评审的结论不是简单地认为微服务一定优于单体。模块化单体在早期开发、调试和课程演示上成本更低，但当预约高峰、跨门店运营、通知重试、会员隐私和运营报表同时出现时，共享数据库和单进程部署会使风险集中。</w:t>
+      </w:r>
+    </w:p>
+    <w:p>
+      <w:pPr>
+        <w:spacing w:line="269" w:lineRule="auto" w:after="60"/>
+      </w:pPr>
+      <w:r>
+        <w:rPr>
+          <w:rFonts w:ascii="Microsoft YaHei" w:hAnsi="Microsoft YaHei" w:eastAsia="Microsoft YaHei"/>
+          <w:b w:val="0"/>
+          <w:sz w:val="21"/>
+        </w:rPr>
+      </w:r>
+      <w:r>
+        <w:rPr>
+          <w:rFonts w:ascii="Microsoft YaHei" w:hAnsi="Microsoft YaHei" w:eastAsia="Microsoft YaHei"/>
+          <w:b w:val="0"/>
+          <w:sz w:val="21"/>
+        </w:rPr>
+        <w:t>方案 B 选择“微服务 + 事件驱动 + CQRS”的原因，是它更贴近 D2-1 中的高优先级质量场景：预约服务可独立扩容，支付/通知失败可以通过事件补偿，运营分析可走读模型，会员隐私授权可由会员上下文集中治理。</w:t>
+      </w:r>
+    </w:p>
+    <w:p>
+      <w:pPr>
+        <w:spacing w:line="269" w:lineRule="auto" w:after="60"/>
+      </w:pPr>
+      <w:r>
+        <w:rPr>
+          <w:rFonts w:ascii="Microsoft YaHei" w:hAnsi="Microsoft YaHei" w:eastAsia="Microsoft YaHei"/>
+          <w:b w:val="0"/>
+          <w:sz w:val="21"/>
+        </w:rPr>
+      </w:r>
+      <w:r>
+        <w:rPr>
+          <w:rFonts w:ascii="Microsoft YaHei" w:hAnsi="Microsoft YaHei" w:eastAsia="Microsoft YaHei"/>
+          <w:b w:val="0"/>
+          <w:sz w:val="21"/>
+        </w:rPr>
+        <w:t>本报告保留了分阶段落地的约束：课程原型可以先实现核心服务和契约边界，不要求一次性实现完整 Service Mesh 或多区域部署。这样既能体现架构方向，也避免过度设计。</w:t>
+      </w:r>
+    </w:p>
+    <w:tbl>
+      <w:tblPr>
+        <w:tblStyle w:val="TableGrid"/>
+        <w:tblW w:type="auto" w:w="0"/>
+        <w:jc w:val="center"/>
+        <w:tblLook w:firstColumn="1" w:firstRow="1" w:lastColumn="0" w:lastRow="0" w:noHBand="0" w:noVBand="1" w:val="04A0"/>
+      </w:tblPr>
+      <w:tblGrid>
+        <w:gridCol w:w="3249"/>
+        <w:gridCol w:w="3249"/>
+        <w:gridCol w:w="3249"/>
+      </w:tblGrid>
+      <w:tr>
+        <w:trPr>
+          <w:tblHeader w:val="true"/>
+        </w:trPr>
+        <w:tc>
+          <w:tcPr>
+            <w:tcW w:type="dxa" w:w="3249"/>
+            <w:vAlign w:val="center"/>
+            <w:shd w:fill="EAF6EF"/>
+          </w:tcPr>
+          <w:p>
+            <w:pPr>
+              <w:spacing w:line="259" w:lineRule="auto" w:after="20"/>
+            </w:pPr>
+            <w:r>
+              <w:rPr>
+                <w:rFonts w:ascii="Microsoft YaHei" w:hAnsi="Microsoft YaHei" w:eastAsia="Microsoft YaHei"/>
+                <w:b w:val="0"/>
+                <w:sz w:val="19"/>
+              </w:rPr>
+            </w:r>
+            <w:r>
+              <w:rPr>
+                <w:rFonts w:ascii="Microsoft YaHei" w:hAnsi="Microsoft YaHei" w:eastAsia="Microsoft YaHei"/>
+                <w:b/>
+                <w:color w:val="007046"/>
+                <w:sz w:val="19"/>
+              </w:rPr>
+              <w:t>评审点</w:t>
+            </w:r>
+          </w:p>
+        </w:tc>
+        <w:tc>
+          <w:tcPr>
+            <w:tcW w:type="dxa" w:w="3249"/>
+            <w:vAlign w:val="center"/>
+            <w:shd w:fill="EAF6EF"/>
+          </w:tcPr>
+          <w:p>
+            <w:pPr>
+              <w:spacing w:line="259" w:lineRule="auto" w:after="20"/>
+            </w:pPr>
+            <w:r>
+              <w:rPr>
+                <w:rFonts w:ascii="Microsoft YaHei" w:hAnsi="Microsoft YaHei" w:eastAsia="Microsoft YaHei"/>
+                <w:b w:val="0"/>
+                <w:sz w:val="19"/>
+              </w:rPr>
+            </w:r>
+            <w:r>
+              <w:rPr>
+                <w:rFonts w:ascii="Microsoft YaHei" w:hAnsi="Microsoft YaHei" w:eastAsia="Microsoft YaHei"/>
+                <w:b/>
+                <w:color w:val="007046"/>
+                <w:sz w:val="19"/>
+              </w:rPr>
+              <w:t>敏感点</w:t>
+            </w:r>
+          </w:p>
+        </w:tc>
+        <w:tc>
+          <w:tcPr>
+            <w:tcW w:type="dxa" w:w="3249"/>
+            <w:vAlign w:val="center"/>
+            <w:shd w:fill="EAF6EF"/>
+          </w:tcPr>
+          <w:p>
+            <w:pPr>
+              <w:spacing w:line="259" w:lineRule="auto" w:after="20"/>
+            </w:pPr>
+            <w:r>
+              <w:rPr>
+                <w:rFonts w:ascii="Microsoft YaHei" w:hAnsi="Microsoft YaHei" w:eastAsia="Microsoft YaHei"/>
+                <w:b w:val="0"/>
+                <w:sz w:val="19"/>
+              </w:rPr>
+            </w:r>
+            <w:r>
+              <w:rPr>
+                <w:rFonts w:ascii="Microsoft YaHei" w:hAnsi="Microsoft YaHei" w:eastAsia="Microsoft YaHei"/>
+                <w:b/>
+                <w:color w:val="007046"/>
+                <w:sz w:val="19"/>
+              </w:rPr>
+              <w:t>最终处理</w:t>
+            </w:r>
+          </w:p>
+        </w:tc>
+      </w:tr>
+      <w:tr>
+        <w:tc>
+          <w:tcPr>
+            <w:tcW w:type="dxa" w:w="3249"/>
+            <w:vAlign w:val="center"/>
+          </w:tcPr>
+          <w:p>
+            <w:pPr>
+              <w:spacing w:line="259" w:lineRule="auto" w:after="20"/>
+            </w:pPr>
+            <w:r>
+              <w:rPr>
+                <w:rFonts w:ascii="Microsoft YaHei" w:hAnsi="Microsoft YaHei" w:eastAsia="Microsoft YaHei"/>
+                <w:b w:val="0"/>
+                <w:sz w:val="19"/>
+              </w:rPr>
+            </w:r>
+            <w:r>
+              <w:rPr>
+                <w:rFonts w:ascii="Microsoft YaHei" w:hAnsi="Microsoft YaHei" w:eastAsia="Microsoft YaHei"/>
+                <w:b w:val="0"/>
+                <w:sz w:val="18"/>
+              </w:rPr>
+              <w:t>服务粒度</w:t>
+            </w:r>
+          </w:p>
+        </w:tc>
+        <w:tc>
+          <w:tcPr>
+            <w:tcW w:type="dxa" w:w="3249"/>
+            <w:vAlign w:val="center"/>
+          </w:tcPr>
+          <w:p>
+            <w:pPr>
+              <w:spacing w:line="259" w:lineRule="auto" w:after="20"/>
+            </w:pPr>
+            <w:r>
+              <w:rPr>
+                <w:rFonts w:ascii="Microsoft YaHei" w:hAnsi="Microsoft YaHei" w:eastAsia="Microsoft YaHei"/>
+                <w:b w:val="0"/>
+                <w:sz w:val="19"/>
+              </w:rPr>
+            </w:r>
+            <w:r>
+              <w:rPr>
+                <w:rFonts w:ascii="Microsoft YaHei" w:hAnsi="Microsoft YaHei" w:eastAsia="Microsoft YaHei"/>
+                <w:b w:val="0"/>
+                <w:sz w:val="18"/>
+              </w:rPr>
+              <w:t>拆得过细会增加接口、部署和数据一致性成本；拆得过粗会压制扩展性。</w:t>
+            </w:r>
+          </w:p>
+        </w:tc>
+        <w:tc>
+          <w:tcPr>
+            <w:tcW w:type="dxa" w:w="3249"/>
+            <w:vAlign w:val="center"/>
+          </w:tcPr>
+          <w:p>
+            <w:pPr>
+              <w:spacing w:line="259" w:lineRule="auto" w:after="20"/>
+            </w:pPr>
+            <w:r>
+              <w:rPr>
+                <w:rFonts w:ascii="Microsoft YaHei" w:hAnsi="Microsoft YaHei" w:eastAsia="Microsoft YaHei"/>
+                <w:b w:val="0"/>
+                <w:sz w:val="19"/>
+              </w:rPr>
+            </w:r>
+            <w:r>
+              <w:rPr>
+                <w:rFonts w:ascii="Microsoft YaHei" w:hAnsi="Microsoft YaHei" w:eastAsia="Microsoft YaHei"/>
+                <w:b w:val="0"/>
+                <w:sz w:val="18"/>
+              </w:rPr>
+              <w:t>先按预约、会员、门店、支付、通知划分，低频服务允许合并部署。</w:t>
+            </w:r>
+          </w:p>
+        </w:tc>
+      </w:tr>
+      <w:tr>
+        <w:tc>
+          <w:tcPr>
+            <w:tcW w:type="dxa" w:w="3249"/>
+            <w:vAlign w:val="center"/>
+          </w:tcPr>
+          <w:p>
+            <w:pPr>
+              <w:spacing w:line="259" w:lineRule="auto" w:after="20"/>
+            </w:pPr>
+            <w:r>
+              <w:rPr>
+                <w:rFonts w:ascii="Microsoft YaHei" w:hAnsi="Microsoft YaHei" w:eastAsia="Microsoft YaHei"/>
+                <w:b w:val="0"/>
+                <w:sz w:val="19"/>
+              </w:rPr>
+            </w:r>
+            <w:r>
+              <w:rPr>
+                <w:rFonts w:ascii="Microsoft YaHei" w:hAnsi="Microsoft YaHei" w:eastAsia="Microsoft YaHei"/>
+                <w:b w:val="0"/>
+                <w:sz w:val="18"/>
+              </w:rPr>
+              <w:t>一致性</w:t>
+            </w:r>
+          </w:p>
+        </w:tc>
+        <w:tc>
+          <w:tcPr>
+            <w:tcW w:type="dxa" w:w="3249"/>
+            <w:vAlign w:val="center"/>
+          </w:tcPr>
+          <w:p>
+            <w:pPr>
+              <w:spacing w:line="259" w:lineRule="auto" w:after="20"/>
+            </w:pPr>
+            <w:r>
+              <w:rPr>
+                <w:rFonts w:ascii="Microsoft YaHei" w:hAnsi="Microsoft YaHei" w:eastAsia="Microsoft YaHei"/>
+                <w:b w:val="0"/>
+                <w:sz w:val="19"/>
+              </w:rPr>
+            </w:r>
+            <w:r>
+              <w:rPr>
+                <w:rFonts w:ascii="Microsoft YaHei" w:hAnsi="Microsoft YaHei" w:eastAsia="Microsoft YaHei"/>
+                <w:b w:val="0"/>
+                <w:sz w:val="18"/>
+              </w:rPr>
+              <w:t>预约、支付、通知之间无法长期依赖单数据库事务。</w:t>
+            </w:r>
+          </w:p>
+        </w:tc>
+        <w:tc>
+          <w:tcPr>
+            <w:tcW w:type="dxa" w:w="3249"/>
+            <w:vAlign w:val="center"/>
+          </w:tcPr>
+          <w:p>
+            <w:pPr>
+              <w:spacing w:line="259" w:lineRule="auto" w:after="20"/>
+            </w:pPr>
+            <w:r>
+              <w:rPr>
+                <w:rFonts w:ascii="Microsoft YaHei" w:hAnsi="Microsoft YaHei" w:eastAsia="Microsoft YaHei"/>
+                <w:b w:val="0"/>
+                <w:sz w:val="19"/>
+              </w:rPr>
+            </w:r>
+            <w:r>
+              <w:rPr>
+                <w:rFonts w:ascii="Microsoft YaHei" w:hAnsi="Microsoft YaHei" w:eastAsia="Microsoft YaHei"/>
+                <w:b w:val="0"/>
+                <w:sz w:val="18"/>
+              </w:rPr>
+              <w:t>核心预约状态保持强约束，跨服务结果通过事件、幂等和补偿保证最终一致。</w:t>
+            </w:r>
+          </w:p>
+        </w:tc>
+      </w:tr>
+      <w:tr>
+        <w:tc>
+          <w:tcPr>
+            <w:tcW w:type="dxa" w:w="3249"/>
+            <w:vAlign w:val="center"/>
+          </w:tcPr>
+          <w:p>
+            <w:pPr>
+              <w:spacing w:line="259" w:lineRule="auto" w:after="20"/>
+            </w:pPr>
+            <w:r>
+              <w:rPr>
+                <w:rFonts w:ascii="Microsoft YaHei" w:hAnsi="Microsoft YaHei" w:eastAsia="Microsoft YaHei"/>
+                <w:b w:val="0"/>
+                <w:sz w:val="19"/>
+              </w:rPr>
+            </w:r>
+            <w:r>
+              <w:rPr>
+                <w:rFonts w:ascii="Microsoft YaHei" w:hAnsi="Microsoft YaHei" w:eastAsia="Microsoft YaHei"/>
+                <w:b w:val="0"/>
+                <w:sz w:val="18"/>
+              </w:rPr>
+              <w:t>可观测</w:t>
+            </w:r>
+          </w:p>
+        </w:tc>
+        <w:tc>
+          <w:tcPr>
+            <w:tcW w:type="dxa" w:w="3249"/>
+            <w:vAlign w:val="center"/>
+          </w:tcPr>
+          <w:p>
+            <w:pPr>
+              <w:spacing w:line="259" w:lineRule="auto" w:after="20"/>
+            </w:pPr>
+            <w:r>
+              <w:rPr>
+                <w:rFonts w:ascii="Microsoft YaHei" w:hAnsi="Microsoft YaHei" w:eastAsia="Microsoft YaHei"/>
+                <w:b w:val="0"/>
+                <w:sz w:val="19"/>
+              </w:rPr>
+            </w:r>
+            <w:r>
+              <w:rPr>
+                <w:rFonts w:ascii="Microsoft YaHei" w:hAnsi="Microsoft YaHei" w:eastAsia="Microsoft YaHei"/>
+                <w:b w:val="0"/>
+                <w:sz w:val="18"/>
+              </w:rPr>
+              <w:t>事件链路变长后，故障定位难度上升。</w:t>
+            </w:r>
+          </w:p>
+        </w:tc>
+        <w:tc>
+          <w:tcPr>
+            <w:tcW w:type="dxa" w:w="3249"/>
+            <w:vAlign w:val="center"/>
+          </w:tcPr>
+          <w:p>
+            <w:pPr>
+              <w:spacing w:line="259" w:lineRule="auto" w:after="20"/>
+            </w:pPr>
+            <w:r>
+              <w:rPr>
+                <w:rFonts w:ascii="Microsoft YaHei" w:hAnsi="Microsoft YaHei" w:eastAsia="Microsoft YaHei"/>
+                <w:b w:val="0"/>
+                <w:sz w:val="19"/>
+              </w:rPr>
+            </w:r>
+            <w:r>
+              <w:rPr>
+                <w:rFonts w:ascii="Microsoft YaHei" w:hAnsi="Microsoft YaHei" w:eastAsia="Microsoft YaHei"/>
+                <w:b w:val="0"/>
+                <w:sz w:val="18"/>
+              </w:rPr>
+              <w:t>所有关键请求要求 traceId，事件记录、审计日志和告警指标统一口径。</w:t>
+            </w:r>
+          </w:p>
+        </w:tc>
+      </w:tr>
+      <w:tr>
+        <w:tc>
+          <w:tcPr>
+            <w:tcW w:type="dxa" w:w="3249"/>
+            <w:vAlign w:val="center"/>
+          </w:tcPr>
+          <w:p>
+            <w:pPr>
+              <w:spacing w:line="259" w:lineRule="auto" w:after="20"/>
+            </w:pPr>
+            <w:r>
+              <w:rPr>
+                <w:rFonts w:ascii="Microsoft YaHei" w:hAnsi="Microsoft YaHei" w:eastAsia="Microsoft YaHei"/>
+                <w:b w:val="0"/>
+                <w:sz w:val="19"/>
+              </w:rPr>
+            </w:r>
+            <w:r>
+              <w:rPr>
+                <w:rFonts w:ascii="Microsoft YaHei" w:hAnsi="Microsoft YaHei" w:eastAsia="Microsoft YaHei"/>
+                <w:b w:val="0"/>
+                <w:sz w:val="18"/>
+              </w:rPr>
+              <w:t>课程可实现性</w:t>
+            </w:r>
+          </w:p>
+        </w:tc>
+        <w:tc>
+          <w:tcPr>
+            <w:tcW w:type="dxa" w:w="3249"/>
+            <w:vAlign w:val="center"/>
+          </w:tcPr>
+          <w:p>
+            <w:pPr>
+              <w:spacing w:line="259" w:lineRule="auto" w:after="20"/>
+            </w:pPr>
+            <w:r>
+              <w:rPr>
+                <w:rFonts w:ascii="Microsoft YaHei" w:hAnsi="Microsoft YaHei" w:eastAsia="Microsoft YaHei"/>
+                <w:b w:val="0"/>
+                <w:sz w:val="19"/>
+              </w:rPr>
+            </w:r>
+            <w:r>
+              <w:rPr>
+                <w:rFonts w:ascii="Microsoft YaHei" w:hAnsi="Microsoft YaHei" w:eastAsia="Microsoft YaHei"/>
+                <w:b w:val="0"/>
+                <w:sz w:val="18"/>
+              </w:rPr>
+              <w:t>完整微服务基础设施可能超过实验周期。</w:t>
+            </w:r>
+          </w:p>
+        </w:tc>
+        <w:tc>
+          <w:tcPr>
+            <w:tcW w:type="dxa" w:w="3249"/>
+            <w:vAlign w:val="center"/>
+          </w:tcPr>
+          <w:p>
+            <w:pPr>
+              <w:spacing w:line="259" w:lineRule="auto" w:after="20"/>
+            </w:pPr>
+            <w:r>
+              <w:rPr>
+                <w:rFonts w:ascii="Microsoft YaHei" w:hAnsi="Microsoft YaHei" w:eastAsia="Microsoft YaHei"/>
+                <w:b w:val="0"/>
+                <w:sz w:val="19"/>
+              </w:rPr>
+            </w:r>
+            <w:r>
+              <w:rPr>
+                <w:rFonts w:ascii="Microsoft YaHei" w:hAnsi="Microsoft YaHei" w:eastAsia="Microsoft YaHei"/>
+                <w:b w:val="0"/>
+                <w:sz w:val="18"/>
+              </w:rPr>
+              <w:t>OpenAPI、C4、ADR、数据字典先落地，部署复杂度放到路线图后续阶段。</w:t>
+            </w:r>
+          </w:p>
+        </w:tc>
+      </w:tr>
+    </w:tbl>
+    <w:p>
+      <w:pPr>
+        <w:spacing w:line="269" w:lineRule="auto" w:after="60"/>
       </w:pPr>
     </w:p>
     <w:sectPr>
